--- a/doc/詩/宋朝/蘇東坡/蘇軾-飲湖上初晴後雨二首·其二.docx
+++ b/doc/詩/宋朝/蘇東坡/蘇軾-飲湖上初晴後雨二首·其二.docx
@@ -1,6 +1,6 @@
 
 <file path=word/document.xml><?xml version="1.0" encoding="utf-8"?>
-<w:document xmlns:wpc="http://schemas.microsoft.com/office/word/2010/wordprocessingCanvas" xmlns:cx="http://schemas.microsoft.com/office/drawing/2014/chartex" xmlns:cx1="http://schemas.microsoft.com/office/drawing/2015/9/8/chartex" xmlns:cx2="http://schemas.microsoft.com/office/drawing/2015/10/21/chartex" xmlns:cx3="http://schemas.microsoft.com/office/drawing/2016/5/9/chartex" xmlns:cx4="http://schemas.microsoft.com/office/drawing/2016/5/10/chartex" xmlns:cx5="http://schemas.microsoft.com/office/drawing/2016/5/11/chartex" xmlns:cx6="http://schemas.microsoft.com/office/drawing/2016/5/12/chartex" xmlns:cx7="http://schemas.microsoft.com/office/drawing/2016/5/13/chartex" xmlns:cx8="http://schemas.microsoft.com/office/drawing/2016/5/14/chartex" xmlns:mc="http://schemas.openxmlformats.org/markup-compatibility/2006" xmlns:aink="http://schemas.microsoft.com/office/drawing/2016/ink" xmlns:am3d="http://schemas.microsoft.com/office/drawing/2017/model3d" xmlns:o="urn:schemas-microsoft-com:office:office" xmlns:oel="http://schemas.microsoft.com/office/2019/extlst" xmlns:r="http://schemas.openxmlformats.org/officeDocument/2006/relationships" xmlns:m="http://schemas.openxmlformats.org/officeDocument/2006/math" xmlns:v="urn:schemas-microsoft-com:vml" xmlns:wp14="http://schemas.microsoft.com/office/word/2010/wordprocessingDrawing" xmlns:wp="http://schemas.openxmlformats.org/drawingml/2006/wordprocessingDrawing" xmlns:w10="urn:schemas-microsoft-com:office:word" xmlns:w="http://schemas.openxmlformats.org/wordprocessingml/2006/main" xmlns:w14="http://schemas.microsoft.com/office/word/2010/wordml" xmlns:w15="http://schemas.microsoft.com/office/word/2012/wordml" xmlns:w16cex="http://schemas.microsoft.com/office/word/2018/wordml/cex" xmlns:w16cid="http://schemas.microsoft.com/office/word/2016/wordml/cid" xmlns:w16="http://schemas.microsoft.com/office/word/2018/wordml" xmlns:w16du="http://schemas.microsoft.com/office/word/2023/wordml/word16du" xmlns:w16sdtdh="http://schemas.microsoft.com/office/word/2020/wordml/sdtdatahash" xmlns:w16se="http://schemas.microsoft.com/office/word/2015/wordml/symex" xmlns:wpg="http://schemas.microsoft.com/office/word/2010/wordprocessingGroup" xmlns:wpi="http://schemas.microsoft.com/office/word/2010/wordprocessingInk" xmlns:wne="http://schemas.microsoft.com/office/word/2006/wordml" xmlns:wps="http://schemas.microsoft.com/office/word/2010/wordprocessingShape" mc:Ignorable="w14 w15 w16se w16cid w16 w16cex w16sdtdh wp14">
+<w:document xmlns:wpc="http://schemas.microsoft.com/office/word/2010/wordprocessingCanvas" xmlns:cx="http://schemas.microsoft.com/office/drawing/2014/chartex" xmlns:cx1="http://schemas.microsoft.com/office/drawing/2015/9/8/chartex" xmlns:cx2="http://schemas.microsoft.com/office/drawing/2015/10/21/chartex" xmlns:cx3="http://schemas.microsoft.com/office/drawing/2016/5/9/chartex" xmlns:cx4="http://schemas.microsoft.com/office/drawing/2016/5/10/chartex" xmlns:cx5="http://schemas.microsoft.com/office/drawing/2016/5/11/chartex" xmlns:cx6="http://schemas.microsoft.com/office/drawing/2016/5/12/chartex" xmlns:cx7="http://schemas.microsoft.com/office/drawing/2016/5/13/chartex" xmlns:cx8="http://schemas.microsoft.com/office/drawing/2016/5/14/chartex" xmlns:mc="http://schemas.openxmlformats.org/markup-compatibility/2006" xmlns:aink="http://schemas.microsoft.com/office/drawing/2016/ink" xmlns:am3d="http://schemas.microsoft.com/office/drawing/2017/model3d" xmlns:o="urn:schemas-microsoft-com:office:office" xmlns:r="http://schemas.openxmlformats.org/officeDocument/2006/relationships" xmlns:m="http://schemas.openxmlformats.org/officeDocument/2006/math" xmlns:v="urn:schemas-microsoft-com:vml" xmlns:wp14="http://schemas.microsoft.com/office/word/2010/wordprocessingDrawing" xmlns:wp="http://schemas.openxmlformats.org/drawingml/2006/wordprocessingDrawing" xmlns:w10="urn:schemas-microsoft-com:office:word" xmlns:w="http://schemas.openxmlformats.org/wordprocessingml/2006/main" xmlns:w14="http://schemas.microsoft.com/office/word/2010/wordml" xmlns:w15="http://schemas.microsoft.com/office/word/2012/wordml" xmlns:w16cex="http://schemas.microsoft.com/office/word/2018/wordml/cex" xmlns:w16cid="http://schemas.microsoft.com/office/word/2016/wordml/cid" xmlns:w16="http://schemas.microsoft.com/office/word/2018/wordml" xmlns:w16sdtdh="http://schemas.microsoft.com/office/word/2020/wordml/sdtdatahash" xmlns:w16se="http://schemas.microsoft.com/office/word/2015/wordml/symex" xmlns:wpg="http://schemas.microsoft.com/office/word/2010/wordprocessingGroup" xmlns:wpi="http://schemas.microsoft.com/office/word/2010/wordprocessingInk" xmlns:wne="http://schemas.microsoft.com/office/word/2006/wordml" xmlns:wps="http://schemas.microsoft.com/office/word/2010/wordprocessingShape" mc:Ignorable="w14 w15 w16se w16cid w16 w16cex w16sdtdh wp14">
   <w:body>
     <w:p>
       <w:pPr>
@@ -14,7 +14,8 @@
         <w:rPr>
           <w:rFonts w:hint="eastAsia"/>
           <w:kern w:val="0"/>
-          <w:sz w:val="52"/>
+          <w:sz w:val="44"/>
+          <w:szCs w:val="44"/>
         </w:rPr>
         <w:t>蘇軾</w:t>
       </w:r>
@@ -22,7 +23,8 @@
         <w:rPr>
           <w:rFonts w:hint="eastAsia"/>
           <w:kern w:val="0"/>
-          <w:sz w:val="52"/>
+          <w:sz w:val="44"/>
+          <w:szCs w:val="44"/>
         </w:rPr>
         <w:t>《</w:t>
       </w:r>
@@ -32,7 +34,8 @@
             <w:rStyle w:val="a7"/>
             <w:rFonts w:hint="eastAsia"/>
             <w:kern w:val="0"/>
-            <w:sz w:val="52"/>
+            <w:sz w:val="44"/>
+            <w:szCs w:val="44"/>
           </w:rPr>
           <w:t>飲湖上初晴後雨二首</w:t>
         </w:r>
@@ -41,7 +44,8 @@
         <w:rPr>
           <w:rFonts w:hint="eastAsia"/>
           <w:kern w:val="0"/>
-          <w:sz w:val="52"/>
+          <w:sz w:val="44"/>
+          <w:szCs w:val="44"/>
         </w:rPr>
         <w:t>·其二</w:t>
       </w:r>
@@ -49,9 +53,19 @@
         <w:rPr>
           <w:rFonts w:hint="eastAsia"/>
           <w:kern w:val="0"/>
-          <w:sz w:val="52"/>
+          <w:sz w:val="44"/>
+          <w:szCs w:val="44"/>
         </w:rPr>
         <w:t>》</w:t>
+      </w:r>
+      <w:r>
+        <w:rPr>
+          <w:rFonts w:hint="eastAsia"/>
+          <w:kern w:val="0"/>
+          <w:sz w:val="44"/>
+          <w:szCs w:val="44"/>
+        </w:rPr>
+        <w:t xml:space="preserve"> </w:t>
       </w:r>
       <w:r>
         <w:rPr>
@@ -166,23 +180,20 @@
         <w:spacing w:after="0" w:line="480" w:lineRule="exact"/>
         <w:ind w:left="0" w:right="0" w:firstLine="0"/>
         <w:rPr>
-          <w:sz w:val="32"/>
-          <w:szCs w:val="32"/>
-        </w:rPr>
-      </w:pPr>
-      <w:r>
-        <w:rPr>
-          <w:rFonts w:hint="eastAsia"/>
-          <w:sz w:val="32"/>
-          <w:szCs w:val="32"/>
+          <w:szCs w:val="28"/>
+        </w:rPr>
+      </w:pPr>
+      <w:r>
+        <w:rPr>
+          <w:rFonts w:hint="eastAsia"/>
+          <w:szCs w:val="28"/>
         </w:rPr>
         <w:t>晴天，</w:t>
       </w:r>
       <w:r>
         <w:rPr>
           <w:rFonts w:hint="eastAsia"/>
-          <w:sz w:val="32"/>
-          <w:szCs w:val="32"/>
+          <w:szCs w:val="28"/>
           <w:u w:val="single"/>
         </w:rPr>
         <w:t>西湖</w:t>
@@ -190,8 +201,7 @@
       <w:r>
         <w:rPr>
           <w:rFonts w:hint="eastAsia"/>
-          <w:sz w:val="32"/>
-          <w:szCs w:val="32"/>
+          <w:szCs w:val="28"/>
         </w:rPr>
         <w:t>水波盪漾，在陽光照耀下，光彩</w:t>
       </w:r>
@@ -201,8 +211,7 @@
           <w:rFonts w:hint="eastAsia"/>
           <w:b/>
           <w:bCs/>
-          <w:sz w:val="32"/>
-          <w:szCs w:val="32"/>
+          <w:szCs w:val="28"/>
         </w:rPr>
         <w:t>熠熠</w:t>
       </w:r>
@@ -210,8 +219,7 @@
       <w:r>
         <w:rPr>
           <w:rFonts w:hint="eastAsia"/>
-          <w:sz w:val="32"/>
-          <w:szCs w:val="32"/>
+          <w:szCs w:val="28"/>
         </w:rPr>
         <w:t>，美極了。下雨時，遠處的山籠罩在煙雨之中，時</w:t>
       </w:r>
@@ -219,8 +227,7 @@
       <w:r>
         <w:rPr>
           <w:rFonts w:hint="eastAsia"/>
-          <w:sz w:val="32"/>
-          <w:szCs w:val="32"/>
+          <w:szCs w:val="28"/>
         </w:rPr>
         <w:t>隱時現</w:t>
       </w:r>
@@ -228,8 +235,7 @@
       <w:r>
         <w:rPr>
           <w:rFonts w:hint="eastAsia"/>
-          <w:sz w:val="32"/>
-          <w:szCs w:val="32"/>
+          <w:szCs w:val="28"/>
         </w:rPr>
         <w:t>，眼前一片迷茫，這朦朧的景色也是非常漂亮的。</w:t>
       </w:r>
@@ -239,23 +245,20 @@
         <w:spacing w:after="0" w:line="480" w:lineRule="exact"/>
         <w:ind w:left="0" w:right="0" w:firstLine="0"/>
         <w:rPr>
-          <w:sz w:val="32"/>
-          <w:szCs w:val="32"/>
-        </w:rPr>
-      </w:pPr>
-      <w:r>
-        <w:rPr>
-          <w:rFonts w:hint="eastAsia"/>
-          <w:sz w:val="32"/>
-          <w:szCs w:val="32"/>
+          <w:szCs w:val="28"/>
+        </w:rPr>
+      </w:pPr>
+      <w:r>
+        <w:rPr>
+          <w:rFonts w:hint="eastAsia"/>
+          <w:szCs w:val="28"/>
         </w:rPr>
         <w:t>如果把美麗的</w:t>
       </w:r>
       <w:r>
         <w:rPr>
           <w:rFonts w:hint="eastAsia"/>
-          <w:sz w:val="32"/>
-          <w:szCs w:val="32"/>
+          <w:szCs w:val="28"/>
           <w:u w:val="single"/>
         </w:rPr>
         <w:t>西湖</w:t>
@@ -263,16 +266,14 @@
       <w:r>
         <w:rPr>
           <w:rFonts w:hint="eastAsia"/>
-          <w:sz w:val="32"/>
-          <w:szCs w:val="32"/>
+          <w:szCs w:val="28"/>
         </w:rPr>
         <w:t>比作美人</w:t>
       </w:r>
       <w:r>
         <w:rPr>
           <w:rFonts w:hint="eastAsia"/>
-          <w:sz w:val="32"/>
-          <w:szCs w:val="32"/>
+          <w:szCs w:val="28"/>
           <w:u w:val="single"/>
         </w:rPr>
         <w:t>西施</w:t>
@@ -280,8 +281,7 @@
       <w:r>
         <w:rPr>
           <w:rFonts w:hint="eastAsia"/>
-          <w:sz w:val="32"/>
-          <w:szCs w:val="32"/>
+          <w:szCs w:val="28"/>
         </w:rPr>
         <w:t>，那麼淡妝也好，濃妝也罷，總能很好地</w:t>
       </w:r>
@@ -290,16 +290,14 @@
           <w:rFonts w:hint="eastAsia"/>
           <w:b/>
           <w:bCs/>
-          <w:sz w:val="32"/>
-          <w:szCs w:val="32"/>
+          <w:szCs w:val="28"/>
         </w:rPr>
         <w:t>烘托</w:t>
       </w:r>
       <w:r>
         <w:rPr>
           <w:rFonts w:hint="eastAsia"/>
-          <w:sz w:val="32"/>
-          <w:szCs w:val="32"/>
+          <w:szCs w:val="28"/>
         </w:rPr>
         <w:t>出她的</w:t>
       </w:r>
@@ -308,16 +306,14 @@
           <w:rFonts w:hint="eastAsia"/>
           <w:b/>
           <w:bCs/>
-          <w:sz w:val="32"/>
-          <w:szCs w:val="32"/>
+          <w:szCs w:val="28"/>
         </w:rPr>
         <w:t>天生麗質</w:t>
       </w:r>
       <w:r>
         <w:rPr>
           <w:rFonts w:hint="eastAsia"/>
-          <w:sz w:val="32"/>
-          <w:szCs w:val="32"/>
+          <w:szCs w:val="28"/>
         </w:rPr>
         <w:t>和迷人神韻。</w:t>
       </w:r>
@@ -348,19 +344,18 @@
           <w:ilvl w:val="0"/>
           <w:numId w:val="29"/>
         </w:numPr>
-        <w:spacing w:after="0" w:line="480" w:lineRule="exact"/>
-        <w:ind w:leftChars="0" w:left="465" w:right="0" w:hanging="482"/>
-        <w:rPr>
-          <w:sz w:val="32"/>
-          <w:szCs w:val="32"/>
+        <w:spacing w:after="0" w:line="440" w:lineRule="exact"/>
+        <w:ind w:leftChars="0" w:left="284" w:right="0" w:hanging="301"/>
+        <w:jc w:val="both"/>
+        <w:rPr>
+          <w:szCs w:val="28"/>
         </w:rPr>
       </w:pPr>
       <w:proofErr w:type="gramStart"/>
       <w:r>
         <w:rPr>
           <w:rFonts w:hint="eastAsia"/>
-          <w:sz w:val="32"/>
-          <w:szCs w:val="32"/>
+          <w:szCs w:val="28"/>
         </w:rPr>
         <w:t>瀲灩</w:t>
       </w:r>
@@ -368,8 +363,7 @@
       <w:r>
         <w:rPr>
           <w:rFonts w:hint="eastAsia"/>
-          <w:sz w:val="32"/>
-          <w:szCs w:val="32"/>
+          <w:szCs w:val="28"/>
         </w:rPr>
         <w:t>(</w:t>
       </w:r>
@@ -381,8 +375,9 @@
           <w:sz w:val="16"/>
           <w:szCs w:val="16"/>
         </w:rPr>
-        <w:t>ㄌㄧㄢ</w:t>
-      </w:r>
+        <w:t>ㄌㄧㄢˋ</w:t>
+      </w:r>
+      <w:proofErr w:type="gramEnd"/>
       <w:r>
         <w:rPr>
           <w:rFonts w:hint="eastAsia"/>
@@ -390,9 +385,9 @@
           <w:sz w:val="16"/>
           <w:szCs w:val="16"/>
         </w:rPr>
-        <w:t>ˋ</w:t>
-      </w:r>
-      <w:proofErr w:type="gramEnd"/>
+        <w:t xml:space="preserve"> </w:t>
+      </w:r>
+      <w:proofErr w:type="gramStart"/>
       <w:r>
         <w:rPr>
           <w:rFonts w:hint="eastAsia"/>
@@ -400,41 +395,20 @@
           <w:sz w:val="16"/>
           <w:szCs w:val="16"/>
         </w:rPr>
-        <w:t xml:space="preserve"> </w:t>
-      </w:r>
-      <w:proofErr w:type="gramStart"/>
-      <w:r>
-        <w:rPr>
-          <w:rFonts w:hint="eastAsia"/>
-          <w:color w:val="FF0000"/>
-          <w:sz w:val="16"/>
-          <w:szCs w:val="16"/>
-        </w:rPr>
-        <w:t>ㄧㄢ</w:t>
-      </w:r>
-      <w:r>
-        <w:rPr>
-          <w:rFonts w:hint="eastAsia"/>
-          <w:color w:val="FF0000"/>
-          <w:sz w:val="16"/>
-          <w:szCs w:val="16"/>
-        </w:rPr>
-        <w:t>ˋ</w:t>
+        <w:t>ㄧㄢˋ</w:t>
       </w:r>
       <w:proofErr w:type="gramEnd"/>
       <w:r>
         <w:rPr>
           <w:rFonts w:hint="eastAsia"/>
-          <w:sz w:val="32"/>
-          <w:szCs w:val="32"/>
+          <w:szCs w:val="28"/>
         </w:rPr>
         <w:t>)</w:t>
       </w:r>
       <w:r>
         <w:rPr>
           <w:rFonts w:hint="eastAsia"/>
-          <w:sz w:val="32"/>
-          <w:szCs w:val="32"/>
+          <w:szCs w:val="28"/>
         </w:rPr>
         <w:t>：水波盪漾、波光閃動的樣子。</w:t>
       </w:r>
@@ -446,28 +420,18 @@
           <w:ilvl w:val="0"/>
           <w:numId w:val="29"/>
         </w:numPr>
-        <w:spacing w:after="0" w:line="480" w:lineRule="exact"/>
-        <w:ind w:leftChars="0" w:left="465" w:right="0" w:hanging="482"/>
-        <w:rPr>
-          <w:sz w:val="32"/>
-          <w:szCs w:val="32"/>
-        </w:rPr>
-      </w:pPr>
-      <w:proofErr w:type="gramStart"/>
-      <w:r>
-        <w:rPr>
-          <w:sz w:val="32"/>
-          <w:szCs w:val="32"/>
-        </w:rPr>
-        <w:t>方好</w:t>
-      </w:r>
-      <w:proofErr w:type="gramEnd"/>
-      <w:r>
-        <w:rPr>
-          <w:sz w:val="32"/>
-          <w:szCs w:val="32"/>
-        </w:rPr>
-        <w:t>：正顯得美。</w:t>
+        <w:spacing w:after="0" w:line="440" w:lineRule="exact"/>
+        <w:ind w:leftChars="0" w:left="284" w:right="0" w:hanging="301"/>
+        <w:jc w:val="both"/>
+        <w:rPr>
+          <w:szCs w:val="28"/>
+        </w:rPr>
+      </w:pPr>
+      <w:r>
+        <w:rPr>
+          <w:szCs w:val="28"/>
+        </w:rPr>
+        <w:t>方好：正顯得美。</w:t>
       </w:r>
     </w:p>
     <w:p>
@@ -477,18 +441,18 @@
           <w:ilvl w:val="0"/>
           <w:numId w:val="29"/>
         </w:numPr>
-        <w:spacing w:after="0" w:line="480" w:lineRule="exact"/>
-        <w:ind w:leftChars="0" w:left="465" w:right="0" w:hanging="482"/>
-        <w:rPr>
-          <w:sz w:val="32"/>
-          <w:szCs w:val="32"/>
-        </w:rPr>
-      </w:pPr>
-      <w:r>
-        <w:rPr>
-          <w:rFonts w:hint="eastAsia"/>
-          <w:sz w:val="32"/>
-          <w:szCs w:val="32"/>
+        <w:spacing w:after="0" w:line="440" w:lineRule="exact"/>
+        <w:ind w:leftChars="0" w:left="284" w:right="0" w:hanging="301"/>
+        <w:jc w:val="both"/>
+        <w:rPr>
+          <w:rFonts w:hint="eastAsia"/>
+          <w:szCs w:val="28"/>
+        </w:rPr>
+      </w:pPr>
+      <w:r>
+        <w:rPr>
+          <w:rFonts w:hint="eastAsia"/>
+          <w:szCs w:val="28"/>
         </w:rPr>
         <w:t>空</w:t>
       </w:r>
@@ -496,8 +460,7 @@
       <w:r>
         <w:rPr>
           <w:rFonts w:hint="eastAsia"/>
-          <w:sz w:val="32"/>
-          <w:szCs w:val="32"/>
+          <w:szCs w:val="28"/>
         </w:rPr>
         <w:t>濛</w:t>
       </w:r>
@@ -505,8 +468,7 @@
       <w:r>
         <w:rPr>
           <w:rFonts w:hint="eastAsia"/>
-          <w:sz w:val="32"/>
-          <w:szCs w:val="32"/>
+          <w:szCs w:val="28"/>
         </w:rPr>
         <w:t>：細雨迷濛的樣子。</w:t>
       </w:r>
@@ -518,30 +480,231 @@
           <w:ilvl w:val="0"/>
           <w:numId w:val="29"/>
         </w:numPr>
-        <w:spacing w:after="0" w:line="480" w:lineRule="exact"/>
-        <w:ind w:leftChars="0" w:left="465" w:right="0" w:hanging="482"/>
-        <w:rPr>
-          <w:sz w:val="32"/>
-          <w:szCs w:val="32"/>
-        </w:rPr>
-      </w:pPr>
+        <w:spacing w:after="0" w:line="440" w:lineRule="exact"/>
+        <w:ind w:leftChars="0" w:left="284" w:right="0" w:hanging="301"/>
+        <w:jc w:val="both"/>
+        <w:rPr>
+          <w:szCs w:val="28"/>
+        </w:rPr>
+      </w:pPr>
+      <w:r>
+        <w:rPr>
+          <w:rFonts w:hint="eastAsia"/>
+          <w:szCs w:val="28"/>
+        </w:rPr>
+        <w:t>西湖：</w:t>
+      </w:r>
+      <w:r>
+        <w:rPr>
+          <w:rFonts w:hint="eastAsia"/>
+          <w:szCs w:val="28"/>
+        </w:rPr>
+        <w:t>在</w:t>
+      </w:r>
+      <w:r>
+        <w:rPr>
+          <w:rFonts w:hint="eastAsia"/>
+          <w:szCs w:val="28"/>
+          <w:u w:val="single"/>
+        </w:rPr>
+        <w:t>杭州市</w:t>
+      </w:r>
+      <w:r>
+        <w:rPr>
+          <w:rFonts w:hint="eastAsia"/>
+          <w:szCs w:val="28"/>
+        </w:rPr>
+        <w:t>西，周長15.1</w:t>
+      </w:r>
+      <w:r>
+        <w:rPr>
+          <w:szCs w:val="28"/>
+        </w:rPr>
+        <w:t>公里，三面環山，東側是沖積平原。湖中</w:t>
+      </w:r>
       <w:proofErr w:type="gramStart"/>
       <w:r>
         <w:rPr>
-          <w:rFonts w:hint="eastAsia"/>
-          <w:sz w:val="32"/>
-          <w:szCs w:val="32"/>
-        </w:rPr>
-        <w:t>亦</w:t>
+          <w:szCs w:val="28"/>
+        </w:rPr>
+        <w:t>有蘇堤</w:t>
       </w:r>
       <w:proofErr w:type="gramEnd"/>
       <w:r>
         <w:rPr>
-          <w:rFonts w:hint="eastAsia"/>
-          <w:sz w:val="32"/>
-          <w:szCs w:val="32"/>
-        </w:rPr>
-        <w:t>：也。</w:t>
+          <w:szCs w:val="28"/>
+        </w:rPr>
+        <w:br/>
+      </w:r>
+      <w:r>
+        <w:rPr>
+          <w:szCs w:val="28"/>
+        </w:rPr>
+        <w:t>、白堤，分水</w:t>
+      </w:r>
+      <w:r>
+        <w:rPr>
+          <w:rFonts w:hint="eastAsia"/>
+          <w:szCs w:val="28"/>
+        </w:rPr>
+        <w:t>爲裏湖、外湖、後湖，以十景馳名中外。十景中的「</w:t>
+      </w:r>
+      <w:proofErr w:type="gramStart"/>
+      <w:r>
+        <w:rPr>
+          <w:rFonts w:hint="eastAsia"/>
+          <w:szCs w:val="28"/>
+        </w:rPr>
+        <w:t>蘇堤春</w:t>
+      </w:r>
+      <w:proofErr w:type="gramEnd"/>
+      <w:r>
+        <w:rPr>
+          <w:rFonts w:hint="eastAsia"/>
+          <w:szCs w:val="28"/>
+        </w:rPr>
+        <w:t>曉」即因</w:t>
+      </w:r>
+      <w:r>
+        <w:rPr>
+          <w:rFonts w:hint="eastAsia"/>
+          <w:szCs w:val="28"/>
+          <w:u w:val="single"/>
+        </w:rPr>
+        <w:t>蘇軾</w:t>
+      </w:r>
+      <w:r>
+        <w:rPr>
+          <w:rFonts w:hint="eastAsia"/>
+          <w:szCs w:val="28"/>
+        </w:rPr>
+        <w:t>而來。他在</w:t>
+      </w:r>
+      <w:r>
+        <w:rPr>
+          <w:rFonts w:hint="eastAsia"/>
+          <w:szCs w:val="28"/>
+          <w:u w:val="single"/>
+        </w:rPr>
+        <w:t>杭州</w:t>
+      </w:r>
+      <w:r>
+        <w:rPr>
+          <w:rFonts w:hint="eastAsia"/>
+          <w:szCs w:val="28"/>
+        </w:rPr>
+        <w:t>任官</w:t>
+      </w:r>
+      <w:proofErr w:type="gramStart"/>
+      <w:r>
+        <w:rPr>
+          <w:rFonts w:hint="eastAsia"/>
+          <w:szCs w:val="28"/>
+        </w:rPr>
+        <w:t>其間，</w:t>
+      </w:r>
+      <w:proofErr w:type="gramEnd"/>
+      <w:r>
+        <w:rPr>
+          <w:rFonts w:hint="eastAsia"/>
+          <w:szCs w:val="28"/>
+        </w:rPr>
+        <w:t>疏導了</w:t>
+      </w:r>
+      <w:r>
+        <w:rPr>
+          <w:rFonts w:hint="eastAsia"/>
+          <w:szCs w:val="28"/>
+          <w:u w:val="single"/>
+        </w:rPr>
+        <w:t>西湖</w:t>
+      </w:r>
+      <w:r>
+        <w:rPr>
+          <w:rFonts w:hint="eastAsia"/>
+          <w:szCs w:val="28"/>
+        </w:rPr>
+        <w:t>，灌溉</w:t>
+      </w:r>
+      <w:proofErr w:type="gramStart"/>
+      <w:r>
+        <w:rPr>
+          <w:rFonts w:hint="eastAsia"/>
+          <w:szCs w:val="28"/>
+        </w:rPr>
+        <w:t>了民田千頃</w:t>
+      </w:r>
+      <w:proofErr w:type="gramEnd"/>
+      <w:r>
+        <w:rPr>
+          <w:rFonts w:hint="eastAsia"/>
+          <w:szCs w:val="28"/>
+        </w:rPr>
+        <w:t>，並築堤防洪，當地人即稱之爲「蘇堤」。這一</w:t>
+      </w:r>
+      <w:proofErr w:type="gramStart"/>
+      <w:r>
+        <w:rPr>
+          <w:rFonts w:hint="eastAsia"/>
+          <w:szCs w:val="28"/>
+        </w:rPr>
+        <w:t>首作於</w:t>
+      </w:r>
+      <w:r>
+        <w:rPr>
+          <w:rFonts w:hint="eastAsia"/>
+          <w:szCs w:val="28"/>
+          <w:u w:val="single"/>
+        </w:rPr>
+        <w:t>熙寧</w:t>
+      </w:r>
+      <w:proofErr w:type="gramEnd"/>
+      <w:r>
+        <w:rPr>
+          <w:rFonts w:hint="eastAsia"/>
+          <w:szCs w:val="28"/>
+        </w:rPr>
+        <w:t>六年（公元</w:t>
+      </w:r>
+      <w:r>
+        <w:rPr>
+          <w:szCs w:val="28"/>
+        </w:rPr>
+        <w:t>1073），是</w:t>
+      </w:r>
+      <w:proofErr w:type="gramStart"/>
+      <w:r>
+        <w:rPr>
+          <w:szCs w:val="28"/>
+        </w:rPr>
+        <w:t>他題詠</w:t>
+      </w:r>
+      <w:proofErr w:type="gramEnd"/>
+      <w:r>
+        <w:rPr>
+          <w:szCs w:val="28"/>
+          <w:u w:val="single"/>
+        </w:rPr>
+        <w:t>西湖</w:t>
+      </w:r>
+      <w:r>
+        <w:rPr>
+          <w:szCs w:val="28"/>
+        </w:rPr>
+        <w:t>的詩歌中最有名的一首。《飲湖上初晴後雨》共兩首，這</w:t>
+      </w:r>
+      <w:r>
+        <w:rPr>
+          <w:rFonts w:hint="eastAsia"/>
+          <w:szCs w:val="28"/>
+        </w:rPr>
+        <w:t>裡</w:t>
+      </w:r>
+      <w:r>
+        <w:rPr>
+          <w:szCs w:val="28"/>
+        </w:rPr>
+        <w:t>選的是第二首。</w:t>
       </w:r>
     </w:p>
     <w:p>
@@ -551,20 +714,66 @@
           <w:ilvl w:val="0"/>
           <w:numId w:val="29"/>
         </w:numPr>
-        <w:spacing w:after="0" w:line="480" w:lineRule="exact"/>
-        <w:ind w:leftChars="0" w:left="465" w:right="0" w:hanging="482"/>
-        <w:rPr>
-          <w:sz w:val="32"/>
-          <w:szCs w:val="32"/>
-        </w:rPr>
-      </w:pPr>
-      <w:r>
-        <w:rPr>
-          <w:rFonts w:hint="eastAsia"/>
-          <w:sz w:val="32"/>
-          <w:szCs w:val="32"/>
-        </w:rPr>
-        <w:t>奇：奇妙。</w:t>
+        <w:spacing w:after="0" w:line="440" w:lineRule="exact"/>
+        <w:ind w:leftChars="0" w:left="284" w:right="0" w:hanging="301"/>
+        <w:jc w:val="both"/>
+        <w:rPr>
+          <w:szCs w:val="28"/>
+        </w:rPr>
+      </w:pPr>
+      <w:r>
+        <w:rPr>
+          <w:rFonts w:hint="eastAsia"/>
+          <w:szCs w:val="28"/>
+        </w:rPr>
+        <w:t>西子：即</w:t>
+      </w:r>
+      <w:hyperlink r:id="rId9" w:history="1">
+        <w:r>
+          <w:rPr>
+            <w:rStyle w:val="a7"/>
+            <w:rFonts w:hint="eastAsia"/>
+            <w:szCs w:val="28"/>
+          </w:rPr>
+          <w:t>西施</w:t>
+        </w:r>
+      </w:hyperlink>
+      <w:r>
+        <w:rPr>
+          <w:rFonts w:hint="eastAsia"/>
+          <w:szCs w:val="28"/>
+        </w:rPr>
+        <w:t>，</w:t>
+      </w:r>
+      <w:r>
+        <w:rPr>
+          <w:rFonts w:hint="eastAsia"/>
+          <w:szCs w:val="28"/>
+          <w:u w:val="single"/>
+        </w:rPr>
+        <w:t>春秋</w:t>
+      </w:r>
+      <w:r>
+        <w:rPr>
+          <w:rFonts w:hint="eastAsia"/>
+          <w:szCs w:val="28"/>
+        </w:rPr>
+        <w:t>時代</w:t>
+      </w:r>
+      <w:r>
+        <w:rPr>
+          <w:rFonts w:hint="eastAsia"/>
+          <w:szCs w:val="28"/>
+          <w:u w:val="single"/>
+        </w:rPr>
+        <w:t>越國</w:t>
+      </w:r>
+      <w:r>
+        <w:rPr>
+          <w:rFonts w:hint="eastAsia"/>
+          <w:szCs w:val="28"/>
+        </w:rPr>
+        <w:t>著名的美女。</w:t>
       </w:r>
     </w:p>
     <w:p>
@@ -574,374 +783,17 @@
           <w:ilvl w:val="0"/>
           <w:numId w:val="29"/>
         </w:numPr>
-        <w:spacing w:after="0" w:line="480" w:lineRule="exact"/>
-        <w:ind w:leftChars="0" w:left="465" w:right="0" w:hanging="482"/>
-        <w:rPr>
-          <w:sz w:val="32"/>
-          <w:szCs w:val="32"/>
-        </w:rPr>
-      </w:pPr>
-      <w:r>
-        <w:rPr>
-          <w:rFonts w:hint="eastAsia"/>
-          <w:sz w:val="32"/>
-          <w:szCs w:val="32"/>
-        </w:rPr>
-        <w:t>欲：可以；如果。</w:t>
-      </w:r>
-    </w:p>
-    <w:p>
-      <w:pPr>
-        <w:pStyle w:val="a9"/>
-        <w:numPr>
-          <w:ilvl w:val="0"/>
-          <w:numId w:val="29"/>
-        </w:numPr>
-        <w:spacing w:after="0" w:line="480" w:lineRule="exact"/>
-        <w:ind w:leftChars="0" w:left="465" w:right="0" w:hanging="482"/>
-        <w:rPr>
-          <w:sz w:val="32"/>
-          <w:szCs w:val="32"/>
-        </w:rPr>
-      </w:pPr>
-      <w:r>
-        <w:rPr>
-          <w:rFonts w:hint="eastAsia"/>
-          <w:sz w:val="32"/>
-          <w:szCs w:val="32"/>
-        </w:rPr>
-        <w:t>西湖：</w:t>
-      </w:r>
-      <w:r>
-        <w:rPr>
-          <w:rFonts w:hint="eastAsia"/>
-          <w:sz w:val="32"/>
-          <w:szCs w:val="32"/>
-        </w:rPr>
-        <w:t>在</w:t>
-      </w:r>
-      <w:r>
-        <w:rPr>
-          <w:rFonts w:hint="eastAsia"/>
-          <w:sz w:val="32"/>
-          <w:szCs w:val="32"/>
-          <w:u w:val="single"/>
-        </w:rPr>
-        <w:t>杭州市</w:t>
-      </w:r>
-      <w:r>
-        <w:rPr>
-          <w:rFonts w:hint="eastAsia"/>
-          <w:sz w:val="32"/>
-          <w:szCs w:val="32"/>
-        </w:rPr>
-        <w:t>西，周長15.1</w:t>
-      </w:r>
-      <w:r>
-        <w:rPr>
-          <w:sz w:val="32"/>
-          <w:szCs w:val="32"/>
-        </w:rPr>
-        <w:t>公里，三面環山，東側是沖積平原。湖中有</w:t>
-      </w:r>
-      <w:proofErr w:type="gramStart"/>
-      <w:r>
-        <w:rPr>
-          <w:sz w:val="32"/>
-          <w:szCs w:val="32"/>
-        </w:rPr>
-        <w:t>蘇堤、</w:t>
-      </w:r>
-      <w:proofErr w:type="gramEnd"/>
-      <w:r>
-        <w:rPr>
-          <w:sz w:val="32"/>
-          <w:szCs w:val="32"/>
-        </w:rPr>
-        <w:t>白堤，分水</w:t>
-      </w:r>
-      <w:r>
-        <w:rPr>
-          <w:rFonts w:hint="eastAsia"/>
-          <w:sz w:val="32"/>
-          <w:szCs w:val="32"/>
-        </w:rPr>
-        <w:t>爲裏湖、外湖、後湖，以十景馳名中外。十景中的「</w:t>
-      </w:r>
-      <w:proofErr w:type="gramStart"/>
-      <w:r>
-        <w:rPr>
-          <w:rFonts w:hint="eastAsia"/>
-          <w:sz w:val="32"/>
-          <w:szCs w:val="32"/>
-        </w:rPr>
-        <w:t>蘇堤春</w:t>
-      </w:r>
-      <w:proofErr w:type="gramEnd"/>
-      <w:r>
-        <w:rPr>
-          <w:rFonts w:hint="eastAsia"/>
-          <w:sz w:val="32"/>
-          <w:szCs w:val="32"/>
-        </w:rPr>
-        <w:t>曉」即因</w:t>
-      </w:r>
-      <w:r>
-        <w:rPr>
-          <w:rFonts w:hint="eastAsia"/>
-          <w:sz w:val="32"/>
-          <w:szCs w:val="32"/>
-          <w:u w:val="single"/>
-        </w:rPr>
-        <w:t>蘇軾</w:t>
-      </w:r>
-      <w:r>
-        <w:rPr>
-          <w:rFonts w:hint="eastAsia"/>
-          <w:sz w:val="32"/>
-          <w:szCs w:val="32"/>
-        </w:rPr>
-        <w:t>而來。他在</w:t>
-      </w:r>
-      <w:r>
-        <w:rPr>
-          <w:rFonts w:hint="eastAsia"/>
-          <w:sz w:val="32"/>
-          <w:szCs w:val="32"/>
-          <w:u w:val="single"/>
-        </w:rPr>
-        <w:t>杭州</w:t>
-      </w:r>
-      <w:r>
-        <w:rPr>
-          <w:rFonts w:hint="eastAsia"/>
-          <w:sz w:val="32"/>
-          <w:szCs w:val="32"/>
-        </w:rPr>
-        <w:t>任官</w:t>
-      </w:r>
-      <w:proofErr w:type="gramStart"/>
-      <w:r>
-        <w:rPr>
-          <w:rFonts w:hint="eastAsia"/>
-          <w:sz w:val="32"/>
-          <w:szCs w:val="32"/>
-        </w:rPr>
-        <w:t>其間，</w:t>
-      </w:r>
-      <w:proofErr w:type="gramEnd"/>
-      <w:r>
-        <w:rPr>
-          <w:rFonts w:hint="eastAsia"/>
-          <w:sz w:val="32"/>
-          <w:szCs w:val="32"/>
-        </w:rPr>
-        <w:t>疏導了</w:t>
-      </w:r>
-      <w:r>
-        <w:rPr>
-          <w:rFonts w:hint="eastAsia"/>
-          <w:sz w:val="32"/>
-          <w:szCs w:val="32"/>
-          <w:u w:val="single"/>
-        </w:rPr>
-        <w:t>西湖</w:t>
-      </w:r>
-      <w:r>
-        <w:rPr>
-          <w:rFonts w:hint="eastAsia"/>
-          <w:sz w:val="32"/>
-          <w:szCs w:val="32"/>
-        </w:rPr>
-        <w:t>，灌溉</w:t>
-      </w:r>
-      <w:proofErr w:type="gramStart"/>
-      <w:r>
-        <w:rPr>
-          <w:rFonts w:hint="eastAsia"/>
-          <w:sz w:val="32"/>
-          <w:szCs w:val="32"/>
-        </w:rPr>
-        <w:t>了民田千頃</w:t>
-      </w:r>
-      <w:proofErr w:type="gramEnd"/>
-      <w:r>
-        <w:rPr>
-          <w:rFonts w:hint="eastAsia"/>
-          <w:sz w:val="32"/>
-          <w:szCs w:val="32"/>
-        </w:rPr>
-        <w:t>，並築堤防洪，當地人即稱之爲「蘇堤」。這一</w:t>
-      </w:r>
-      <w:proofErr w:type="gramStart"/>
-      <w:r>
-        <w:rPr>
-          <w:rFonts w:hint="eastAsia"/>
-          <w:sz w:val="32"/>
-          <w:szCs w:val="32"/>
-        </w:rPr>
-        <w:t>首作於</w:t>
-      </w:r>
-      <w:r>
-        <w:rPr>
-          <w:rFonts w:hint="eastAsia"/>
-          <w:sz w:val="32"/>
-          <w:szCs w:val="32"/>
-          <w:u w:val="single"/>
-        </w:rPr>
-        <w:t>熙寧</w:t>
-      </w:r>
-      <w:proofErr w:type="gramEnd"/>
-      <w:r>
-        <w:rPr>
-          <w:rFonts w:hint="eastAsia"/>
-          <w:sz w:val="32"/>
-          <w:szCs w:val="32"/>
-        </w:rPr>
-        <w:t>六年（公元</w:t>
-      </w:r>
-      <w:r>
-        <w:rPr>
-          <w:sz w:val="32"/>
-          <w:szCs w:val="32"/>
-        </w:rPr>
-        <w:t>1073），是</w:t>
-      </w:r>
-      <w:proofErr w:type="gramStart"/>
-      <w:r>
-        <w:rPr>
-          <w:sz w:val="32"/>
-          <w:szCs w:val="32"/>
-        </w:rPr>
-        <w:t>他題詠</w:t>
-      </w:r>
-      <w:proofErr w:type="gramEnd"/>
-      <w:r>
-        <w:rPr>
-          <w:sz w:val="32"/>
-          <w:szCs w:val="32"/>
-          <w:u w:val="single"/>
-        </w:rPr>
-        <w:t>西湖</w:t>
-      </w:r>
-      <w:r>
-        <w:rPr>
-          <w:sz w:val="32"/>
-          <w:szCs w:val="32"/>
-        </w:rPr>
-        <w:t>的詩歌中最有名的一首。《飲湖上初晴後雨》共兩首，這</w:t>
-      </w:r>
-      <w:r>
-        <w:rPr>
-          <w:rFonts w:hint="eastAsia"/>
-          <w:sz w:val="32"/>
-          <w:szCs w:val="32"/>
-        </w:rPr>
-        <w:t>裡</w:t>
-      </w:r>
-      <w:r>
-        <w:rPr>
-          <w:sz w:val="32"/>
-          <w:szCs w:val="32"/>
-        </w:rPr>
-        <w:t>選的是第二首。</w:t>
-      </w:r>
-    </w:p>
-    <w:p>
-      <w:pPr>
-        <w:pStyle w:val="a9"/>
-        <w:numPr>
-          <w:ilvl w:val="0"/>
-          <w:numId w:val="29"/>
-        </w:numPr>
-        <w:spacing w:after="0" w:line="480" w:lineRule="exact"/>
-        <w:ind w:leftChars="0" w:left="465" w:right="0" w:hanging="482"/>
-        <w:rPr>
-          <w:sz w:val="32"/>
-          <w:szCs w:val="32"/>
-        </w:rPr>
-      </w:pPr>
-      <w:r>
-        <w:rPr>
-          <w:rFonts w:hint="eastAsia"/>
-          <w:sz w:val="32"/>
-          <w:szCs w:val="32"/>
-        </w:rPr>
-        <w:t>西子：即</w:t>
-      </w:r>
-      <w:hyperlink r:id="rId9" w:history="1">
-        <w:r>
-          <w:rPr>
-            <w:rStyle w:val="a7"/>
-            <w:rFonts w:hint="eastAsia"/>
-            <w:sz w:val="32"/>
-            <w:szCs w:val="32"/>
-          </w:rPr>
-          <w:t>西施</w:t>
-        </w:r>
-      </w:hyperlink>
-      <w:r>
-        <w:rPr>
-          <w:rFonts w:hint="eastAsia"/>
-          <w:sz w:val="32"/>
-          <w:szCs w:val="32"/>
-        </w:rPr>
-        <w:t>，</w:t>
-      </w:r>
-      <w:r>
-        <w:rPr>
-          <w:rFonts w:hint="eastAsia"/>
-          <w:sz w:val="32"/>
-          <w:szCs w:val="32"/>
-          <w:u w:val="single"/>
-        </w:rPr>
-        <w:t>春秋</w:t>
-      </w:r>
-      <w:r>
-        <w:rPr>
-          <w:rFonts w:hint="eastAsia"/>
-          <w:sz w:val="32"/>
-          <w:szCs w:val="32"/>
-        </w:rPr>
-        <w:t>時代</w:t>
-      </w:r>
-      <w:r>
-        <w:rPr>
-          <w:rFonts w:hint="eastAsia"/>
-          <w:sz w:val="32"/>
-          <w:szCs w:val="32"/>
-          <w:u w:val="single"/>
-        </w:rPr>
-        <w:t>越國</w:t>
-      </w:r>
-      <w:r>
-        <w:rPr>
-          <w:rFonts w:hint="eastAsia"/>
-          <w:sz w:val="32"/>
-          <w:szCs w:val="32"/>
-        </w:rPr>
-        <w:t>著名的美女。</w:t>
-      </w:r>
-    </w:p>
-    <w:p>
-      <w:pPr>
-        <w:pStyle w:val="a9"/>
-        <w:numPr>
-          <w:ilvl w:val="0"/>
-          <w:numId w:val="29"/>
-        </w:numPr>
-        <w:spacing w:after="0" w:line="480" w:lineRule="exact"/>
-        <w:ind w:leftChars="0" w:left="465" w:right="0" w:hanging="482"/>
-        <w:rPr>
-          <w:sz w:val="32"/>
-          <w:szCs w:val="32"/>
-        </w:rPr>
-      </w:pPr>
-      <w:r>
-        <w:rPr>
-          <w:rFonts w:hint="eastAsia"/>
-          <w:sz w:val="32"/>
-          <w:szCs w:val="32"/>
+        <w:spacing w:after="0" w:line="440" w:lineRule="exact"/>
+        <w:ind w:leftChars="0" w:left="284" w:right="0" w:hanging="301"/>
+        <w:jc w:val="both"/>
+        <w:rPr>
+          <w:szCs w:val="28"/>
+        </w:rPr>
+      </w:pPr>
+      <w:r>
+        <w:rPr>
+          <w:rFonts w:hint="eastAsia"/>
+          <w:szCs w:val="28"/>
         </w:rPr>
         <w:t>總相宜：總是很合適，十分自然。</w:t>
       </w:r>
@@ -963,685 +815,770 @@
         </w:rPr>
         <w:t>賞析</w:t>
       </w:r>
-      <w:r>
-        <w:rPr>
-          <w:rFonts w:hint="eastAsia"/>
-          <w:szCs w:val="28"/>
-        </w:rPr>
-        <w:t xml:space="preserve"> </w:t>
-      </w:r>
     </w:p>
     <w:p>
       <w:pPr>
-        <w:spacing w:after="0" w:line="480" w:lineRule="exact"/>
+        <w:spacing w:after="0" w:line="440" w:lineRule="exact"/>
         <w:ind w:left="-6" w:right="0" w:hanging="11"/>
-        <w:rPr>
+        <w:jc w:val="both"/>
+        <w:rPr>
+          <w:b/>
+          <w:szCs w:val="28"/>
+        </w:rPr>
+      </w:pPr>
+      <w:r>
+        <w:rPr>
+          <w:rFonts w:hint="eastAsia"/>
           <w:sz w:val="32"/>
           <w:szCs w:val="32"/>
         </w:rPr>
-      </w:pPr>
-      <w:r>
-        <w:rPr>
-          <w:rFonts w:hint="eastAsia"/>
-          <w:sz w:val="32"/>
-          <w:szCs w:val="32"/>
-        </w:rPr>
         <w:t xml:space="preserve">    </w:t>
       </w:r>
       <w:r>
         <w:rPr>
           <w:rFonts w:hint="eastAsia"/>
-          <w:sz w:val="32"/>
-          <w:szCs w:val="32"/>
-        </w:rPr>
-        <w:t>這是一首膾炙人口</w:t>
+          <w:szCs w:val="28"/>
+          <w:u w:val="single"/>
+        </w:rPr>
+        <w:t>蘇軾</w:t>
+      </w:r>
+      <w:r>
+        <w:rPr>
+          <w:rFonts w:hint="eastAsia"/>
+          <w:szCs w:val="28"/>
+        </w:rPr>
+        <w:t>的《飲湖上初晴後雨》是詠</w:t>
       </w:r>
       <w:proofErr w:type="gramStart"/>
       <w:r>
         <w:rPr>
           <w:rFonts w:hint="eastAsia"/>
-          <w:sz w:val="32"/>
-          <w:szCs w:val="32"/>
-        </w:rPr>
-        <w:t>的題詠</w:t>
-      </w:r>
-      <w:r>
-        <w:rPr>
-          <w:rFonts w:hint="eastAsia"/>
-          <w:sz w:val="32"/>
-          <w:szCs w:val="32"/>
+          <w:szCs w:val="28"/>
+        </w:rPr>
+        <w:t>讚</w:t>
+      </w:r>
+      <w:proofErr w:type="gramEnd"/>
+      <w:r>
+        <w:rPr>
+          <w:rFonts w:hint="eastAsia"/>
+          <w:szCs w:val="28"/>
           <w:u w:val="single"/>
         </w:rPr>
         <w:t>西湖</w:t>
       </w:r>
+      <w:r>
+        <w:rPr>
+          <w:rFonts w:hint="eastAsia"/>
+          <w:szCs w:val="28"/>
+        </w:rPr>
+        <w:t>的千古絕唱。</w:t>
+      </w:r>
+      <w:proofErr w:type="gramStart"/>
+      <w:r>
+        <w:rPr>
+          <w:rFonts w:hint="eastAsia"/>
+          <w:szCs w:val="28"/>
+        </w:rPr>
+        <w:t>全詩透過</w:t>
+      </w:r>
       <w:proofErr w:type="gramEnd"/>
       <w:r>
         <w:rPr>
           <w:rFonts w:hint="eastAsia"/>
-          <w:sz w:val="32"/>
-          <w:szCs w:val="32"/>
-        </w:rPr>
-        <w:t>的詩。</w:t>
-      </w:r>
-      <w:r>
-        <w:rPr>
-          <w:rFonts w:hint="eastAsia"/>
-          <w:sz w:val="32"/>
-          <w:szCs w:val="32"/>
-          <w:u w:val="single"/>
-        </w:rPr>
-        <w:t>西湖</w:t>
-      </w:r>
-      <w:r>
-        <w:rPr>
-          <w:rFonts w:hint="eastAsia"/>
-          <w:sz w:val="32"/>
-          <w:szCs w:val="32"/>
-        </w:rPr>
-        <w:t>晴天，日照湖水，</w:t>
-      </w:r>
-      <w:proofErr w:type="gramStart"/>
-      <w:r>
-        <w:rPr>
-          <w:rFonts w:hint="eastAsia"/>
-          <w:sz w:val="32"/>
-          <w:szCs w:val="32"/>
-        </w:rPr>
-        <w:t>水映日光</w:t>
-      </w:r>
-      <w:proofErr w:type="gramEnd"/>
-      <w:r>
-        <w:rPr>
-          <w:rFonts w:hint="eastAsia"/>
-          <w:sz w:val="32"/>
-          <w:szCs w:val="32"/>
-        </w:rPr>
-        <w:t>，碧波盪漾，一片</w:t>
-      </w:r>
-      <w:bookmarkStart w:id="0" w:name="_Hlk120022425"/>
+          <w:szCs w:val="28"/>
+        </w:rPr>
+        <w:t>敏銳的觀察與</w:t>
+      </w:r>
       <w:r>
         <w:rPr>
           <w:rFonts w:hint="eastAsia"/>
           <w:b/>
           <w:bCs/>
-          <w:sz w:val="32"/>
-          <w:szCs w:val="32"/>
-        </w:rPr>
-        <w:t>浩然</w:t>
-      </w:r>
-      <w:bookmarkEnd w:id="0"/>
-      <w:r>
-        <w:rPr>
-          <w:rFonts w:hint="eastAsia"/>
-          <w:sz w:val="32"/>
-          <w:szCs w:val="32"/>
-        </w:rPr>
-        <w:t>無邊、開闊豔麗的水鄉景象，令人心曠神怡。</w:t>
-      </w:r>
-      <w:r>
-        <w:rPr>
-          <w:rFonts w:hint="eastAsia"/>
-          <w:sz w:val="32"/>
-          <w:szCs w:val="32"/>
-          <w:u w:val="single"/>
-        </w:rPr>
-        <w:t>西湖</w:t>
-      </w:r>
-      <w:r>
-        <w:rPr>
-          <w:rFonts w:hint="eastAsia"/>
-          <w:sz w:val="32"/>
-          <w:szCs w:val="32"/>
-        </w:rPr>
-        <w:t>雨天，煙雨繚繞，山色如蒙薄紗，</w:t>
-      </w:r>
-      <w:r>
-        <w:rPr>
-          <w:rFonts w:hint="eastAsia"/>
-          <w:b/>
-          <w:bCs/>
-          <w:sz w:val="32"/>
-          <w:szCs w:val="32"/>
-        </w:rPr>
-        <w:t>風姿綽約</w:t>
-      </w:r>
-      <w:r>
-        <w:rPr>
-          <w:rFonts w:hint="eastAsia"/>
-          <w:sz w:val="32"/>
-          <w:szCs w:val="32"/>
-        </w:rPr>
-        <w:t>，更有令人意想不到的奇景。這一天，詩人到</w:t>
-      </w:r>
-      <w:r>
-        <w:rPr>
-          <w:rFonts w:hint="eastAsia"/>
-          <w:sz w:val="32"/>
-          <w:szCs w:val="32"/>
-          <w:u w:val="single"/>
-        </w:rPr>
-        <w:t>西湖</w:t>
-      </w:r>
-      <w:r>
-        <w:rPr>
-          <w:rFonts w:hint="eastAsia"/>
-          <w:sz w:val="32"/>
-          <w:szCs w:val="32"/>
-        </w:rPr>
-        <w:t>遊覽，起初天色晴朗，風和日麗，後來天色</w:t>
-      </w:r>
-      <w:proofErr w:type="gramStart"/>
-      <w:r>
-        <w:rPr>
-          <w:rFonts w:hint="eastAsia"/>
-          <w:sz w:val="32"/>
-          <w:szCs w:val="32"/>
-        </w:rPr>
-        <w:lastRenderedPageBreak/>
-        <w:t>轉陰，</w:t>
-      </w:r>
-      <w:proofErr w:type="gramEnd"/>
-      <w:r>
-        <w:rPr>
-          <w:rFonts w:hint="eastAsia"/>
-          <w:sz w:val="32"/>
-          <w:szCs w:val="32"/>
-        </w:rPr>
-        <w:t>下起雨來，雨霧迷漫，山色朦朧，別有一番情調。</w:t>
-      </w:r>
-      <w:r>
-        <w:rPr>
-          <w:rFonts w:hint="eastAsia"/>
-          <w:sz w:val="32"/>
-          <w:szCs w:val="32"/>
-          <w:u w:val="single"/>
-        </w:rPr>
-        <w:t>西湖</w:t>
-      </w:r>
-      <w:r>
-        <w:rPr>
-          <w:rFonts w:hint="eastAsia"/>
-          <w:sz w:val="32"/>
-          <w:szCs w:val="32"/>
-        </w:rPr>
-        <w:t>正如那儀態萬方的美人</w:t>
-      </w:r>
-      <w:r>
-        <w:rPr>
-          <w:rFonts w:hint="eastAsia"/>
-          <w:sz w:val="32"/>
-          <w:szCs w:val="32"/>
-          <w:u w:val="single"/>
-        </w:rPr>
-        <w:t>西子</w:t>
-      </w:r>
-      <w:r>
-        <w:rPr>
-          <w:rFonts w:hint="eastAsia"/>
-          <w:sz w:val="32"/>
-          <w:szCs w:val="32"/>
-        </w:rPr>
-        <w:t>一樣，無論是淡雅或濃豔的打扮，都恰到好處，美麗動人。前兩句用</w:t>
-      </w:r>
-      <w:r>
-        <w:rPr>
-          <w:rFonts w:hint="eastAsia"/>
-          <w:b/>
-          <w:bCs/>
-          <w:sz w:val="32"/>
-          <w:szCs w:val="32"/>
-        </w:rPr>
-        <w:t>白描</w:t>
-      </w:r>
-      <w:r>
-        <w:rPr>
-          <w:rFonts w:hint="eastAsia"/>
-          <w:sz w:val="32"/>
-          <w:szCs w:val="32"/>
-        </w:rPr>
-        <w:t>和對比的方法，概括了</w:t>
-      </w:r>
-      <w:r>
-        <w:rPr>
-          <w:rFonts w:hint="eastAsia"/>
-          <w:sz w:val="32"/>
-          <w:szCs w:val="32"/>
-          <w:u w:val="single"/>
-        </w:rPr>
-        <w:t>西湖</w:t>
-      </w:r>
-      <w:r>
-        <w:rPr>
-          <w:rFonts w:hint="eastAsia"/>
-          <w:sz w:val="32"/>
-          <w:szCs w:val="32"/>
-        </w:rPr>
-        <w:t>在不同天氣下所呈現的不同</w:t>
-      </w:r>
-      <w:proofErr w:type="gramStart"/>
-      <w:r>
-        <w:rPr>
-          <w:rFonts w:hint="eastAsia"/>
-          <w:sz w:val="32"/>
-          <w:szCs w:val="32"/>
-        </w:rPr>
-        <w:t>的美態</w:t>
-      </w:r>
-      <w:proofErr w:type="gramEnd"/>
-      <w:r>
-        <w:rPr>
-          <w:rFonts w:hint="eastAsia"/>
-          <w:sz w:val="32"/>
-          <w:szCs w:val="32"/>
-        </w:rPr>
-        <w:t>。第一句描寫晴天的湖光，第二句讚美雨天的山色，兩句從</w:t>
-      </w:r>
-      <w:proofErr w:type="gramStart"/>
-      <w:r>
-        <w:rPr>
-          <w:rFonts w:hint="eastAsia"/>
-          <w:sz w:val="32"/>
-          <w:szCs w:val="32"/>
-        </w:rPr>
-        <w:t>剛晴又雨</w:t>
-      </w:r>
-      <w:proofErr w:type="gramEnd"/>
-      <w:r>
-        <w:rPr>
-          <w:rFonts w:hint="eastAsia"/>
-          <w:sz w:val="32"/>
-          <w:szCs w:val="32"/>
-        </w:rPr>
-        <w:t>的具體情景</w:t>
-      </w:r>
-      <w:r>
-        <w:rPr>
-          <w:rFonts w:hint="eastAsia"/>
-          <w:sz w:val="32"/>
-          <w:szCs w:val="32"/>
-        </w:rPr>
-        <w:t>著</w:t>
-      </w:r>
-      <w:r>
-        <w:rPr>
-          <w:rFonts w:hint="eastAsia"/>
-          <w:sz w:val="32"/>
-          <w:szCs w:val="32"/>
-        </w:rPr>
-        <w:t>筆，對</w:t>
-      </w:r>
-      <w:r>
-        <w:rPr>
-          <w:rFonts w:hint="eastAsia"/>
-          <w:sz w:val="32"/>
-          <w:szCs w:val="32"/>
-          <w:u w:val="single"/>
-        </w:rPr>
-        <w:t>西湖</w:t>
-      </w:r>
-      <w:r>
-        <w:rPr>
-          <w:rFonts w:hint="eastAsia"/>
-          <w:sz w:val="32"/>
-          <w:szCs w:val="32"/>
-        </w:rPr>
-        <w:t>迷人的面貌做了準確描繪。“瀲灩”、“空”等詞用得極</w:t>
-      </w:r>
-      <w:r>
-        <w:rPr>
-          <w:rFonts w:hint="eastAsia"/>
-          <w:b/>
-          <w:bCs/>
-          <w:sz w:val="32"/>
-          <w:szCs w:val="32"/>
-        </w:rPr>
-        <w:t>精當</w:t>
-      </w:r>
-      <w:r>
-        <w:rPr>
-          <w:rFonts w:hint="eastAsia"/>
-          <w:sz w:val="32"/>
-          <w:szCs w:val="32"/>
-        </w:rPr>
-        <w:t>、傳神。後兩句詩人把</w:t>
-      </w:r>
-      <w:r>
-        <w:rPr>
-          <w:rFonts w:hint="eastAsia"/>
-          <w:sz w:val="32"/>
-          <w:szCs w:val="32"/>
-          <w:u w:val="single"/>
-        </w:rPr>
-        <w:t>西湖</w:t>
-      </w:r>
-      <w:r>
-        <w:rPr>
-          <w:rFonts w:hint="eastAsia"/>
-          <w:sz w:val="32"/>
-          <w:szCs w:val="32"/>
-        </w:rPr>
-        <w:t>比作</w:t>
-      </w:r>
-      <w:r>
-        <w:rPr>
-          <w:rFonts w:hint="eastAsia"/>
-          <w:sz w:val="32"/>
-          <w:szCs w:val="32"/>
-          <w:u w:val="single"/>
-        </w:rPr>
-        <w:t>西施</w:t>
-      </w:r>
-      <w:r>
-        <w:rPr>
-          <w:rFonts w:hint="eastAsia"/>
-          <w:sz w:val="32"/>
-          <w:szCs w:val="32"/>
-        </w:rPr>
-        <w:t>，從</w:t>
-      </w:r>
-      <w:r>
-        <w:rPr>
-          <w:rFonts w:hint="eastAsia"/>
-          <w:sz w:val="32"/>
-          <w:szCs w:val="32"/>
-          <w:u w:val="single"/>
-        </w:rPr>
-        <w:t>西湖</w:t>
-      </w:r>
-      <w:r>
-        <w:rPr>
-          <w:rFonts w:hint="eastAsia"/>
-          <w:sz w:val="32"/>
-          <w:szCs w:val="32"/>
-        </w:rPr>
-        <w:t>的“晴方好”、“雨亦奇”，聯想到</w:t>
-      </w:r>
-      <w:r>
-        <w:rPr>
-          <w:rFonts w:hint="eastAsia"/>
-          <w:sz w:val="32"/>
-          <w:szCs w:val="32"/>
-          <w:u w:val="single"/>
-        </w:rPr>
-        <w:t>西施</w:t>
-      </w:r>
-      <w:r>
-        <w:rPr>
-          <w:rFonts w:hint="eastAsia"/>
-          <w:sz w:val="32"/>
-          <w:szCs w:val="32"/>
-        </w:rPr>
-        <w:t>的“濃妝淡抹總相宜”，古來多少</w:t>
-      </w:r>
-      <w:proofErr w:type="gramStart"/>
-      <w:r>
-        <w:rPr>
-          <w:rFonts w:hint="eastAsia"/>
-          <w:sz w:val="32"/>
-          <w:szCs w:val="32"/>
-          <w:u w:val="single"/>
-        </w:rPr>
-        <w:t>西湖</w:t>
-      </w:r>
-      <w:r>
-        <w:rPr>
-          <w:rFonts w:hint="eastAsia"/>
-          <w:sz w:val="32"/>
-          <w:szCs w:val="32"/>
-        </w:rPr>
-        <w:t>詩全被這兩句掃盡</w:t>
-      </w:r>
-      <w:proofErr w:type="gramEnd"/>
-      <w:r>
-        <w:rPr>
-          <w:rFonts w:hint="eastAsia"/>
-          <w:sz w:val="32"/>
-          <w:szCs w:val="32"/>
-        </w:rPr>
-        <w:t>。</w:t>
-      </w:r>
-      <w:proofErr w:type="gramStart"/>
-      <w:r>
-        <w:rPr>
-          <w:rFonts w:hint="eastAsia"/>
-          <w:sz w:val="32"/>
-          <w:szCs w:val="32"/>
-        </w:rPr>
-        <w:t>喻體</w:t>
-      </w:r>
-      <w:proofErr w:type="gramEnd"/>
-      <w:r>
-        <w:rPr>
-          <w:rFonts w:hint="eastAsia"/>
-          <w:sz w:val="32"/>
-          <w:szCs w:val="32"/>
-        </w:rPr>
-        <w:t>（</w:t>
-      </w:r>
-      <w:r>
-        <w:rPr>
-          <w:rFonts w:hint="eastAsia"/>
-          <w:sz w:val="32"/>
-          <w:szCs w:val="32"/>
-          <w:u w:val="single"/>
-        </w:rPr>
-        <w:t>西子</w:t>
-      </w:r>
-      <w:r>
-        <w:rPr>
-          <w:rFonts w:hint="eastAsia"/>
-          <w:sz w:val="32"/>
-          <w:szCs w:val="32"/>
-        </w:rPr>
-        <w:t>）和本體（</w:t>
-      </w:r>
-      <w:r>
-        <w:rPr>
-          <w:rFonts w:hint="eastAsia"/>
-          <w:sz w:val="32"/>
-          <w:szCs w:val="32"/>
-          <w:u w:val="single"/>
-        </w:rPr>
-        <w:t>西湖</w:t>
-      </w:r>
-      <w:r>
-        <w:rPr>
-          <w:rFonts w:hint="eastAsia"/>
-          <w:sz w:val="32"/>
-          <w:szCs w:val="32"/>
-        </w:rPr>
-        <w:t>）</w:t>
-      </w:r>
-      <w:proofErr w:type="gramStart"/>
-      <w:r>
-        <w:rPr>
-          <w:rFonts w:hint="eastAsia"/>
-          <w:sz w:val="32"/>
-          <w:szCs w:val="32"/>
-        </w:rPr>
-        <w:t>之間，</w:t>
-      </w:r>
-      <w:proofErr w:type="gramEnd"/>
-      <w:r>
-        <w:rPr>
-          <w:rFonts w:hint="eastAsia"/>
-          <w:sz w:val="32"/>
-          <w:szCs w:val="32"/>
-        </w:rPr>
-        <w:t>除了從字面上同有一個</w:t>
-      </w:r>
-      <w:proofErr w:type="gramStart"/>
-      <w:r>
-        <w:rPr>
-          <w:rFonts w:hint="eastAsia"/>
-          <w:sz w:val="32"/>
-          <w:szCs w:val="32"/>
-        </w:rPr>
-        <w:t>“西”字外</w:t>
-      </w:r>
-      <w:proofErr w:type="gramEnd"/>
-      <w:r>
-        <w:rPr>
-          <w:rFonts w:hint="eastAsia"/>
-          <w:sz w:val="32"/>
-          <w:szCs w:val="32"/>
-        </w:rPr>
-        <w:t>，詩人的主要</w:t>
-      </w:r>
-      <w:r>
-        <w:rPr>
-          <w:rFonts w:hint="eastAsia"/>
-          <w:sz w:val="32"/>
-          <w:szCs w:val="32"/>
-        </w:rPr>
-        <w:t>著</w:t>
-      </w:r>
-      <w:r>
-        <w:rPr>
-          <w:rFonts w:hint="eastAsia"/>
-          <w:sz w:val="32"/>
-          <w:szCs w:val="32"/>
-        </w:rPr>
-        <w:t>眼點在於二者同具有天賦的自然之美，正因爲如此，所以對</w:t>
-      </w:r>
-      <w:r>
-        <w:rPr>
-          <w:rFonts w:hint="eastAsia"/>
-          <w:sz w:val="32"/>
-          <w:szCs w:val="32"/>
-          <w:u w:val="single"/>
-        </w:rPr>
-        <w:t>西湖</w:t>
-      </w:r>
-      <w:r>
-        <w:rPr>
-          <w:rFonts w:hint="eastAsia"/>
-          <w:sz w:val="32"/>
-          <w:szCs w:val="32"/>
-        </w:rPr>
-        <w:t>來說，晴也好，雨也好；對</w:t>
-      </w:r>
-      <w:r>
-        <w:rPr>
-          <w:rFonts w:hint="eastAsia"/>
-          <w:sz w:val="32"/>
-          <w:szCs w:val="32"/>
-          <w:u w:val="single"/>
-        </w:rPr>
-        <w:t>西子</w:t>
-      </w:r>
-      <w:r>
-        <w:rPr>
-          <w:rFonts w:hint="eastAsia"/>
-          <w:sz w:val="32"/>
-          <w:szCs w:val="32"/>
-        </w:rPr>
-        <w:t>來說，濃妝也好，淡抹也好，都不改其美。</w:t>
-      </w:r>
-      <w:proofErr w:type="gramStart"/>
-      <w:r>
-        <w:rPr>
-          <w:rFonts w:hint="eastAsia"/>
-          <w:sz w:val="32"/>
-          <w:szCs w:val="32"/>
-        </w:rPr>
-        <w:t>全詩構思</w:t>
-      </w:r>
-      <w:proofErr w:type="gramEnd"/>
-      <w:r>
-        <w:rPr>
-          <w:rFonts w:hint="eastAsia"/>
-          <w:sz w:val="32"/>
-          <w:szCs w:val="32"/>
-        </w:rPr>
-        <w:t>高妙，概括性強，把</w:t>
-      </w:r>
-      <w:r>
-        <w:rPr>
-          <w:rFonts w:hint="eastAsia"/>
-          <w:sz w:val="32"/>
-          <w:szCs w:val="32"/>
-          <w:u w:val="single"/>
-        </w:rPr>
-        <w:t>西湖</w:t>
-      </w:r>
-      <w:proofErr w:type="gramStart"/>
-      <w:r>
-        <w:rPr>
-          <w:rFonts w:hint="eastAsia"/>
-          <w:sz w:val="32"/>
-          <w:szCs w:val="32"/>
-        </w:rPr>
-        <w:t>晴雨皆宜</w:t>
-      </w:r>
-      <w:proofErr w:type="gramEnd"/>
-      <w:r>
-        <w:rPr>
-          <w:rFonts w:hint="eastAsia"/>
-          <w:sz w:val="32"/>
-          <w:szCs w:val="32"/>
-        </w:rPr>
-        <w:t>的美景傳神地</w:t>
-      </w:r>
-      <w:r>
-        <w:rPr>
-          <w:rFonts w:hint="eastAsia"/>
-          <w:b/>
-          <w:bCs/>
-          <w:sz w:val="32"/>
-          <w:szCs w:val="32"/>
-        </w:rPr>
-        <w:t>勾勒</w:t>
-      </w:r>
-      <w:r>
-        <w:rPr>
-          <w:rFonts w:hint="eastAsia"/>
-          <w:sz w:val="32"/>
-          <w:szCs w:val="32"/>
-        </w:rPr>
-        <w:t>了出來。</w:t>
+          <w:szCs w:val="28"/>
+        </w:rPr>
+        <w:t>靈動</w:t>
+      </w:r>
+      <w:r>
+        <w:rPr>
+          <w:rFonts w:hint="eastAsia"/>
+          <w:szCs w:val="28"/>
+        </w:rPr>
+        <w:t>的想像，將西湖在不同氣候下的萬千風姿描繪得淋漓盡致，更創造了「西子」這一流傳千古的美學意象。</w:t>
       </w:r>
     </w:p>
     <w:p>
       <w:pPr>
-        <w:spacing w:beforeLines="100" w:before="240" w:after="0" w:line="300" w:lineRule="auto"/>
+        <w:spacing w:after="0" w:line="440" w:lineRule="exact"/>
         <w:ind w:left="-6" w:right="0" w:hanging="11"/>
-        <w:rPr>
+        <w:jc w:val="both"/>
+        <w:rPr>
+          <w:bCs/>
+          <w:szCs w:val="28"/>
+        </w:rPr>
+      </w:pPr>
+      <w:r>
+        <w:rPr>
+          <w:rFonts w:hint="eastAsia"/>
+          <w:bCs/>
+          <w:szCs w:val="28"/>
+        </w:rPr>
+        <w:t xml:space="preserve">    </w:t>
+      </w:r>
+      <w:r>
+        <w:rPr>
+          <w:rFonts w:hint="eastAsia"/>
+          <w:bCs/>
+          <w:szCs w:val="28"/>
+        </w:rPr>
+        <w:t>「水光</w:t>
+      </w:r>
+      <w:proofErr w:type="gramStart"/>
+      <w:r>
+        <w:rPr>
+          <w:rFonts w:hint="eastAsia"/>
+          <w:bCs/>
+          <w:szCs w:val="28"/>
+        </w:rPr>
+        <w:t>瀲灩</w:t>
+      </w:r>
+      <w:proofErr w:type="gramEnd"/>
+      <w:r>
+        <w:rPr>
+          <w:rFonts w:hint="eastAsia"/>
+          <w:bCs/>
+          <w:szCs w:val="28"/>
+        </w:rPr>
+        <w:t>晴方好，山色空</w:t>
+      </w:r>
+      <w:proofErr w:type="gramStart"/>
+      <w:r>
+        <w:rPr>
+          <w:rFonts w:hint="eastAsia"/>
+          <w:bCs/>
+          <w:szCs w:val="28"/>
+        </w:rPr>
+        <w:t>濛雨亦奇</w:t>
+      </w:r>
+      <w:proofErr w:type="gramEnd"/>
+      <w:r>
+        <w:rPr>
+          <w:rFonts w:hint="eastAsia"/>
+          <w:bCs/>
+          <w:szCs w:val="28"/>
+        </w:rPr>
+        <w:t>」，詩人採用了對比與並列的手法，捕捉了西湖</w:t>
+      </w:r>
+      <w:proofErr w:type="gramStart"/>
+      <w:r>
+        <w:rPr>
+          <w:rFonts w:hint="eastAsia"/>
+          <w:bCs/>
+          <w:szCs w:val="28"/>
+        </w:rPr>
+        <w:t>由晴轉雨</w:t>
+      </w:r>
+      <w:proofErr w:type="gramEnd"/>
+      <w:r>
+        <w:rPr>
+          <w:rFonts w:hint="eastAsia"/>
+          <w:bCs/>
+          <w:szCs w:val="28"/>
+        </w:rPr>
+        <w:t>的動態變化。「</w:t>
+      </w:r>
+      <w:proofErr w:type="gramStart"/>
+      <w:r>
+        <w:rPr>
+          <w:rFonts w:hint="eastAsia"/>
+          <w:bCs/>
+          <w:szCs w:val="28"/>
+        </w:rPr>
+        <w:t>瀲灩</w:t>
+      </w:r>
+      <w:proofErr w:type="gramEnd"/>
+      <w:r>
+        <w:rPr>
+          <w:rFonts w:hint="eastAsia"/>
+          <w:bCs/>
+          <w:szCs w:val="28"/>
+        </w:rPr>
+        <w:t>」定格了日光照耀下，</w:t>
+      </w:r>
+      <w:r>
+        <w:rPr>
+          <w:rFonts w:hint="eastAsia"/>
           <w:b/>
-          <w:sz w:val="32"/>
-          <w:szCs w:val="32"/>
-        </w:rPr>
-      </w:pPr>
-      <w:r>
-        <w:rPr>
-          <w:rFonts w:hint="eastAsia"/>
-          <w:sz w:val="32"/>
-          <w:szCs w:val="32"/>
-        </w:rPr>
-        <w:t>(以上資料來源：</w:t>
-      </w:r>
-      <w:hyperlink r:id="rId10" w:history="1">
-        <w:r>
-          <w:rPr>
-            <w:rStyle w:val="a7"/>
-            <w:sz w:val="32"/>
-            <w:szCs w:val="32"/>
-          </w:rPr>
-          <w:t>https://bit.ly/3grnb7M</w:t>
-        </w:r>
-      </w:hyperlink>
-      <w:r>
-        <w:rPr>
-          <w:rFonts w:hint="eastAsia"/>
-          <w:sz w:val="32"/>
-          <w:szCs w:val="32"/>
-        </w:rPr>
-        <w:t>)</w:t>
+          <w:szCs w:val="28"/>
+        </w:rPr>
+        <w:t>波光粼粼</w:t>
+      </w:r>
+      <w:r>
+        <w:rPr>
+          <w:rFonts w:hint="eastAsia"/>
+          <w:bCs/>
+          <w:szCs w:val="28"/>
+        </w:rPr>
+        <w:t>、湖水充盈的明麗畫面。「空</w:t>
+      </w:r>
+      <w:proofErr w:type="gramStart"/>
+      <w:r>
+        <w:rPr>
+          <w:rFonts w:hint="eastAsia"/>
+          <w:bCs/>
+          <w:szCs w:val="28"/>
+        </w:rPr>
+        <w:t>濛</w:t>
+      </w:r>
+      <w:proofErr w:type="gramEnd"/>
+      <w:r>
+        <w:rPr>
+          <w:rFonts w:hint="eastAsia"/>
+          <w:bCs/>
+          <w:szCs w:val="28"/>
+        </w:rPr>
+        <w:t>」則寫出了細雨迷濛中，山巒若隱若現的夢幻感。</w:t>
       </w:r>
     </w:p>
     <w:p>
       <w:pPr>
-        <w:spacing w:beforeLines="100" w:before="240" w:after="0" w:line="480" w:lineRule="exact"/>
+        <w:spacing w:after="0" w:line="440" w:lineRule="exact"/>
+        <w:ind w:left="-6" w:right="0" w:hanging="11"/>
+        <w:jc w:val="both"/>
+        <w:rPr>
+          <w:bCs/>
+          <w:szCs w:val="28"/>
+        </w:rPr>
+      </w:pPr>
+      <w:r>
+        <w:rPr>
+          <w:rFonts w:hint="eastAsia"/>
+          <w:bCs/>
+          <w:szCs w:val="28"/>
+        </w:rPr>
+        <w:t xml:space="preserve">    </w:t>
+      </w:r>
+      <w:r>
+        <w:rPr>
+          <w:rFonts w:hint="eastAsia"/>
+          <w:bCs/>
+          <w:szCs w:val="28"/>
+        </w:rPr>
+        <w:t>這兩句最精妙之處在於「方好」與「</w:t>
+      </w:r>
+      <w:proofErr w:type="gramStart"/>
+      <w:r>
+        <w:rPr>
+          <w:rFonts w:hint="eastAsia"/>
+          <w:bCs/>
+          <w:szCs w:val="28"/>
+        </w:rPr>
+        <w:t>亦奇</w:t>
+      </w:r>
+      <w:proofErr w:type="gramEnd"/>
+      <w:r>
+        <w:rPr>
+          <w:rFonts w:hint="eastAsia"/>
+          <w:bCs/>
+          <w:szCs w:val="28"/>
+        </w:rPr>
+        <w:t>」的呼應。在常人眼中，</w:t>
+      </w:r>
+      <w:proofErr w:type="gramStart"/>
+      <w:r>
+        <w:rPr>
+          <w:rFonts w:hint="eastAsia"/>
+          <w:bCs/>
+          <w:szCs w:val="28"/>
+        </w:rPr>
+        <w:t>遊湖遇雨</w:t>
+      </w:r>
+      <w:proofErr w:type="gramEnd"/>
+      <w:r>
+        <w:rPr>
+          <w:rFonts w:hint="eastAsia"/>
+          <w:bCs/>
+          <w:szCs w:val="28"/>
+        </w:rPr>
+        <w:t>或許是件憾事，但在</w:t>
+      </w:r>
+      <w:r>
+        <w:rPr>
+          <w:rFonts w:hint="eastAsia"/>
+          <w:bCs/>
+          <w:szCs w:val="28"/>
+          <w:u w:val="single"/>
+        </w:rPr>
+        <w:t>蘇軾</w:t>
+      </w:r>
+      <w:r>
+        <w:rPr>
+          <w:rFonts w:hint="eastAsia"/>
+          <w:bCs/>
+          <w:szCs w:val="28"/>
+        </w:rPr>
+        <w:t>筆下，晴天的明媚與雨天的幽深</w:t>
+      </w:r>
+      <w:r>
+        <w:rPr>
+          <w:rFonts w:hint="eastAsia"/>
+          <w:bCs/>
+          <w:szCs w:val="28"/>
+        </w:rPr>
+        <w:t>各自擁有值得欣賞的景致與情趣</w:t>
+      </w:r>
+      <w:r>
+        <w:rPr>
+          <w:rFonts w:hint="eastAsia"/>
+          <w:bCs/>
+          <w:szCs w:val="28"/>
+        </w:rPr>
+        <w:t>。這不僅是對自然的讚美，更透露出詩人</w:t>
+      </w:r>
+      <w:r>
+        <w:rPr>
+          <w:rFonts w:hint="eastAsia"/>
+          <w:b/>
+          <w:szCs w:val="28"/>
+        </w:rPr>
+        <w:t>隨緣自適</w:t>
+      </w:r>
+      <w:r>
+        <w:rPr>
+          <w:rFonts w:hint="eastAsia"/>
+          <w:bCs/>
+          <w:szCs w:val="28"/>
+        </w:rPr>
+        <w:t>、</w:t>
+      </w:r>
+      <w:r>
+        <w:rPr>
+          <w:rFonts w:hint="eastAsia"/>
+          <w:b/>
+          <w:szCs w:val="28"/>
+        </w:rPr>
+        <w:t>超然物外</w:t>
+      </w:r>
+      <w:r>
+        <w:rPr>
+          <w:rFonts w:hint="eastAsia"/>
+          <w:bCs/>
+          <w:szCs w:val="28"/>
+        </w:rPr>
+        <w:t>的開闊</w:t>
+      </w:r>
+      <w:r>
+        <w:rPr>
+          <w:rFonts w:hint="eastAsia"/>
+          <w:b/>
+          <w:szCs w:val="28"/>
+        </w:rPr>
+        <w:t>胸襟</w:t>
+      </w:r>
+      <w:r>
+        <w:rPr>
+          <w:rFonts w:hint="eastAsia"/>
+          <w:bCs/>
+          <w:szCs w:val="28"/>
+        </w:rPr>
+        <w:t>。</w:t>
+      </w:r>
+    </w:p>
+    <w:p>
+      <w:pPr>
+        <w:spacing w:after="0" w:line="440" w:lineRule="exact"/>
+        <w:ind w:left="-6" w:right="0" w:hanging="11"/>
+        <w:jc w:val="both"/>
+        <w:rPr>
+          <w:bCs/>
+          <w:szCs w:val="28"/>
+        </w:rPr>
+      </w:pPr>
+      <w:r>
+        <w:rPr>
+          <w:rFonts w:hint="eastAsia"/>
+          <w:bCs/>
+          <w:szCs w:val="28"/>
+        </w:rPr>
+        <w:t xml:space="preserve">    </w:t>
+      </w:r>
+      <w:r>
+        <w:rPr>
+          <w:rFonts w:hint="eastAsia"/>
+          <w:bCs/>
+          <w:szCs w:val="28"/>
+        </w:rPr>
+        <w:t>「欲把西湖比西子，淡妝濃抹總相宜」，</w:t>
+      </w:r>
+      <w:proofErr w:type="gramStart"/>
+      <w:r>
+        <w:rPr>
+          <w:rFonts w:hint="eastAsia"/>
+          <w:bCs/>
+          <w:szCs w:val="28"/>
+        </w:rPr>
+        <w:t>是全詩的</w:t>
+      </w:r>
+      <w:proofErr w:type="gramEnd"/>
+      <w:r>
+        <w:rPr>
+          <w:rFonts w:hint="eastAsia"/>
+          <w:bCs/>
+          <w:szCs w:val="28"/>
+        </w:rPr>
+        <w:t>靈魂所在。詩人發揮了極致的想像力，將自然界的「西湖」與歷史上的絕代佳人「西施（西子）」融為一體。</w:t>
+      </w:r>
+    </w:p>
+    <w:p>
+      <w:pPr>
+        <w:spacing w:after="0" w:line="440" w:lineRule="exact"/>
+        <w:ind w:left="-6" w:right="0" w:hanging="11"/>
+        <w:jc w:val="both"/>
+        <w:rPr>
+          <w:bCs/>
+          <w:szCs w:val="28"/>
+        </w:rPr>
+      </w:pPr>
+      <w:r>
+        <w:rPr>
+          <w:rFonts w:hint="eastAsia"/>
+          <w:bCs/>
+          <w:szCs w:val="28"/>
+        </w:rPr>
+        <w:lastRenderedPageBreak/>
+        <w:t xml:space="preserve">　　</w:t>
+      </w:r>
+      <w:r>
+        <w:rPr>
+          <w:rFonts w:hint="eastAsia"/>
+          <w:bCs/>
+          <w:szCs w:val="28"/>
+        </w:rPr>
+        <w:t>這個比喻之所以成為千古名句，在於它精</w:t>
+      </w:r>
+      <w:proofErr w:type="gramStart"/>
+      <w:r>
+        <w:rPr>
+          <w:rFonts w:hint="eastAsia"/>
+          <w:bCs/>
+          <w:szCs w:val="28"/>
+        </w:rPr>
+        <w:t>準</w:t>
+      </w:r>
+      <w:proofErr w:type="gramEnd"/>
+      <w:r>
+        <w:rPr>
+          <w:rFonts w:hint="eastAsia"/>
+          <w:bCs/>
+          <w:szCs w:val="28"/>
+        </w:rPr>
+        <w:t>地抓住了兩者神韻上的共通性。</w:t>
+      </w:r>
+      <w:r>
+        <w:rPr>
+          <w:rFonts w:hint="eastAsia"/>
+          <w:bCs/>
+          <w:szCs w:val="28"/>
+          <w:u w:val="single"/>
+        </w:rPr>
+        <w:t>西施</w:t>
+      </w:r>
+      <w:r>
+        <w:rPr>
+          <w:rFonts w:hint="eastAsia"/>
+          <w:bCs/>
+          <w:szCs w:val="28"/>
+        </w:rPr>
+        <w:t>天生麗質，無論是素雅的「淡妝」還是華麗的「</w:t>
+      </w:r>
+      <w:proofErr w:type="gramStart"/>
+      <w:r>
+        <w:rPr>
+          <w:rFonts w:hint="eastAsia"/>
+          <w:bCs/>
+          <w:szCs w:val="28"/>
+        </w:rPr>
+        <w:t>濃抹」</w:t>
+      </w:r>
+      <w:proofErr w:type="gramEnd"/>
+      <w:r>
+        <w:rPr>
+          <w:rFonts w:hint="eastAsia"/>
+          <w:bCs/>
+          <w:szCs w:val="28"/>
+        </w:rPr>
+        <w:t>，都能完美襯托出她的美</w:t>
+      </w:r>
+      <w:r>
+        <w:rPr>
+          <w:bCs/>
+          <w:szCs w:val="28"/>
+        </w:rPr>
+        <w:br/>
+      </w:r>
+      <w:r>
+        <w:rPr>
+          <w:rFonts w:hint="eastAsia"/>
+          <w:bCs/>
+          <w:szCs w:val="28"/>
+        </w:rPr>
+        <w:t>；</w:t>
+      </w:r>
+      <w:r>
+        <w:rPr>
+          <w:rFonts w:hint="eastAsia"/>
+          <w:bCs/>
+          <w:szCs w:val="28"/>
+          <w:u w:val="single"/>
+        </w:rPr>
+        <w:t>西湖</w:t>
+      </w:r>
+      <w:r>
+        <w:rPr>
+          <w:rFonts w:hint="eastAsia"/>
+          <w:bCs/>
+          <w:szCs w:val="28"/>
+        </w:rPr>
+        <w:t>同樣如此，晴天的</w:t>
+      </w:r>
+      <w:proofErr w:type="gramStart"/>
+      <w:r>
+        <w:rPr>
+          <w:rFonts w:hint="eastAsia"/>
+          <w:bCs/>
+          <w:szCs w:val="28"/>
+        </w:rPr>
+        <w:t>瀲灩</w:t>
+      </w:r>
+      <w:proofErr w:type="gramEnd"/>
+      <w:r>
+        <w:rPr>
+          <w:rFonts w:hint="eastAsia"/>
+          <w:bCs/>
+          <w:szCs w:val="28"/>
+        </w:rPr>
+        <w:t>如同</w:t>
+      </w:r>
+      <w:proofErr w:type="gramStart"/>
+      <w:r>
+        <w:rPr>
+          <w:rFonts w:hint="eastAsia"/>
+          <w:bCs/>
+          <w:szCs w:val="28"/>
+        </w:rPr>
+        <w:t>濃抹，</w:t>
+      </w:r>
+      <w:proofErr w:type="gramEnd"/>
+      <w:r>
+        <w:rPr>
+          <w:rFonts w:hint="eastAsia"/>
+          <w:bCs/>
+          <w:szCs w:val="28"/>
+        </w:rPr>
+        <w:t>雨天的空</w:t>
+      </w:r>
+      <w:proofErr w:type="gramStart"/>
+      <w:r>
+        <w:rPr>
+          <w:rFonts w:hint="eastAsia"/>
+          <w:bCs/>
+          <w:szCs w:val="28"/>
+        </w:rPr>
+        <w:t>濛</w:t>
+      </w:r>
+      <w:proofErr w:type="gramEnd"/>
+      <w:r>
+        <w:rPr>
+          <w:rFonts w:hint="eastAsia"/>
+          <w:bCs/>
+          <w:szCs w:val="28"/>
+        </w:rPr>
+        <w:t>恰似淡妝。</w:t>
+      </w:r>
+      <w:r>
+        <w:rPr>
+          <w:rFonts w:hint="eastAsia"/>
+          <w:bCs/>
+          <w:szCs w:val="28"/>
+          <w:u w:val="single"/>
+        </w:rPr>
+        <w:t>蘇軾</w:t>
+      </w:r>
+      <w:r>
+        <w:rPr>
+          <w:rFonts w:hint="eastAsia"/>
+          <w:b/>
+          <w:szCs w:val="28"/>
+        </w:rPr>
+        <w:t>不流於</w:t>
+      </w:r>
+      <w:r>
+        <w:rPr>
+          <w:rFonts w:hint="eastAsia"/>
+          <w:b/>
+          <w:szCs w:val="28"/>
+        </w:rPr>
+        <w:t>流</w:t>
+      </w:r>
+      <w:r>
+        <w:rPr>
+          <w:rFonts w:hint="eastAsia"/>
+          <w:b/>
+          <w:szCs w:val="28"/>
+        </w:rPr>
+        <w:t>俗</w:t>
+      </w:r>
+      <w:r>
+        <w:rPr>
+          <w:rFonts w:hint="eastAsia"/>
+          <w:bCs/>
+          <w:szCs w:val="28"/>
+        </w:rPr>
+        <w:t>的具體描摹，而是提煉出「總相宜」的美學核心，賦予了</w:t>
+      </w:r>
+      <w:r>
+        <w:rPr>
+          <w:rFonts w:hint="eastAsia"/>
+          <w:bCs/>
+          <w:szCs w:val="28"/>
+          <w:u w:val="single"/>
+        </w:rPr>
+        <w:t>西湖</w:t>
+      </w:r>
+      <w:r>
+        <w:rPr>
+          <w:rFonts w:hint="eastAsia"/>
+          <w:bCs/>
+          <w:szCs w:val="28"/>
+        </w:rPr>
+        <w:t>一種具備人格魅力的、動態的、永恆的美。</w:t>
+      </w:r>
+    </w:p>
+    <w:p>
+      <w:pPr>
+        <w:spacing w:after="0" w:line="440" w:lineRule="exact"/>
+        <w:ind w:left="-6" w:right="0" w:hanging="11"/>
+        <w:jc w:val="both"/>
+        <w:rPr>
+          <w:rFonts w:hint="eastAsia"/>
+          <w:bCs/>
+          <w:szCs w:val="28"/>
+        </w:rPr>
+      </w:pPr>
+      <w:r>
+        <w:rPr>
+          <w:rFonts w:hint="eastAsia"/>
+          <w:bCs/>
+          <w:szCs w:val="28"/>
+        </w:rPr>
+        <w:t xml:space="preserve">　　</w:t>
+      </w:r>
+      <w:r>
+        <w:rPr>
+          <w:rFonts w:hint="eastAsia"/>
+          <w:bCs/>
+          <w:szCs w:val="28"/>
+        </w:rPr>
+        <w:t>這首詩篇幅雖短，卻境界高遠。</w:t>
+      </w:r>
+      <w:r>
+        <w:rPr>
+          <w:rFonts w:hint="eastAsia"/>
+          <w:bCs/>
+          <w:szCs w:val="28"/>
+          <w:u w:val="single"/>
+        </w:rPr>
+        <w:t>蘇軾</w:t>
+      </w:r>
+      <w:r>
+        <w:rPr>
+          <w:rFonts w:hint="eastAsia"/>
+          <w:bCs/>
+          <w:szCs w:val="28"/>
+        </w:rPr>
+        <w:t>以流暢自然、毫無雕琢痕跡的語言，將</w:t>
+      </w:r>
+      <w:r>
+        <w:rPr>
+          <w:rFonts w:hint="eastAsia"/>
+          <w:bCs/>
+          <w:szCs w:val="28"/>
+          <w:u w:val="single"/>
+        </w:rPr>
+        <w:t>西湖</w:t>
+      </w:r>
+      <w:r>
+        <w:rPr>
+          <w:rFonts w:hint="eastAsia"/>
+          <w:bCs/>
+          <w:szCs w:val="28"/>
+        </w:rPr>
+        <w:t>的自然之美昇華為藝術的極致。讀者在品味詩句時，不僅能看見那</w:t>
+      </w:r>
+      <w:proofErr w:type="gramStart"/>
+      <w:r>
+        <w:rPr>
+          <w:rFonts w:hint="eastAsia"/>
+          <w:bCs/>
+          <w:szCs w:val="28"/>
+        </w:rPr>
+        <w:t>座晴雨皆</w:t>
+      </w:r>
+      <w:proofErr w:type="gramEnd"/>
+      <w:r>
+        <w:rPr>
+          <w:rFonts w:hint="eastAsia"/>
+          <w:bCs/>
+          <w:szCs w:val="28"/>
+        </w:rPr>
+        <w:t>美的</w:t>
+      </w:r>
+      <w:r>
+        <w:rPr>
+          <w:rFonts w:hint="eastAsia"/>
+          <w:bCs/>
+          <w:szCs w:val="28"/>
+          <w:u w:val="single"/>
+        </w:rPr>
+        <w:t>西湖</w:t>
+      </w:r>
+      <w:r>
+        <w:rPr>
+          <w:rFonts w:hint="eastAsia"/>
+          <w:bCs/>
+          <w:szCs w:val="28"/>
+        </w:rPr>
+        <w:t>，更能感受到詩人那份不論處於何種境遇，都能發現美好、安然享受當下的</w:t>
+      </w:r>
+      <w:proofErr w:type="gramStart"/>
+      <w:r>
+        <w:rPr>
+          <w:rFonts w:hint="eastAsia"/>
+          <w:b/>
+          <w:szCs w:val="28"/>
+        </w:rPr>
+        <w:t>曠</w:t>
+      </w:r>
+      <w:proofErr w:type="gramEnd"/>
+      <w:r>
+        <w:rPr>
+          <w:rFonts w:hint="eastAsia"/>
+          <w:b/>
+          <w:szCs w:val="28"/>
+        </w:rPr>
+        <w:t>達</w:t>
+      </w:r>
+      <w:r>
+        <w:rPr>
+          <w:rFonts w:hint="eastAsia"/>
+          <w:bCs/>
+          <w:szCs w:val="28"/>
+        </w:rPr>
+        <w:t>心境。</w:t>
+      </w:r>
+    </w:p>
+    <w:p>
+      <w:pPr>
+        <w:spacing w:beforeLines="100" w:before="240" w:after="0" w:line="440" w:lineRule="exact"/>
         <w:ind w:left="-6" w:right="0" w:hanging="11"/>
         <w:rPr>
           <w:bCs/>
@@ -1667,19 +1604,18 @@
           <w:ilvl w:val="0"/>
           <w:numId w:val="14"/>
         </w:numPr>
-        <w:spacing w:line="480" w:lineRule="exact"/>
-        <w:ind w:leftChars="0" w:right="0"/>
-        <w:rPr>
-          <w:sz w:val="32"/>
-          <w:szCs w:val="32"/>
+        <w:spacing w:line="420" w:lineRule="exact"/>
+        <w:ind w:leftChars="0" w:left="284" w:right="0" w:hanging="284"/>
+        <w:jc w:val="both"/>
+        <w:rPr>
+          <w:szCs w:val="28"/>
         </w:rPr>
       </w:pPr>
       <w:proofErr w:type="gramStart"/>
       <w:r>
         <w:rPr>
           <w:rFonts w:hint="eastAsia"/>
-          <w:sz w:val="32"/>
-          <w:szCs w:val="32"/>
+          <w:szCs w:val="28"/>
         </w:rPr>
         <w:t>熠熠</w:t>
       </w:r>
@@ -1687,8 +1623,7 @@
       <w:r>
         <w:rPr>
           <w:rFonts w:hint="eastAsia"/>
-          <w:sz w:val="32"/>
-          <w:szCs w:val="32"/>
+          <w:szCs w:val="28"/>
         </w:rPr>
         <w:t>(</w:t>
       </w:r>
@@ -1706,32 +1641,28 @@
       <w:r>
         <w:rPr>
           <w:rFonts w:hint="eastAsia"/>
-          <w:sz w:val="32"/>
-          <w:szCs w:val="32"/>
+          <w:szCs w:val="28"/>
         </w:rPr>
         <w:t>)</w:t>
       </w:r>
       <w:r>
         <w:rPr>
           <w:rFonts w:hint="eastAsia"/>
-          <w:sz w:val="32"/>
-          <w:szCs w:val="32"/>
+          <w:szCs w:val="28"/>
         </w:rPr>
         <w:t>：</w:t>
       </w:r>
       <w:r>
         <w:rPr>
           <w:rFonts w:hint="eastAsia"/>
-          <w:sz w:val="32"/>
-          <w:szCs w:val="32"/>
+          <w:szCs w:val="28"/>
         </w:rPr>
         <w:t>閃亮光耀的樣子</w:t>
       </w:r>
       <w:r>
         <w:rPr>
           <w:rFonts w:hint="eastAsia"/>
-          <w:sz w:val="32"/>
-          <w:szCs w:val="32"/>
+          <w:szCs w:val="28"/>
         </w:rPr>
         <w:t>。</w:t>
       </w:r>
@@ -1743,57 +1674,19 @@
           <w:ilvl w:val="0"/>
           <w:numId w:val="14"/>
         </w:numPr>
-        <w:spacing w:line="480" w:lineRule="exact"/>
-        <w:ind w:leftChars="0" w:right="0"/>
-        <w:rPr>
-          <w:sz w:val="32"/>
-          <w:szCs w:val="32"/>
-        </w:rPr>
-      </w:pPr>
-      <w:r>
-        <w:rPr>
-          <w:rFonts w:hint="eastAsia"/>
-          <w:sz w:val="32"/>
-          <w:szCs w:val="32"/>
+        <w:spacing w:line="420" w:lineRule="exact"/>
+        <w:ind w:leftChars="0" w:left="284" w:right="0" w:hanging="284"/>
+        <w:jc w:val="both"/>
+        <w:rPr>
+          <w:szCs w:val="28"/>
+        </w:rPr>
+      </w:pPr>
+      <w:r>
+        <w:rPr>
+          <w:rFonts w:hint="eastAsia"/>
+          <w:szCs w:val="28"/>
         </w:rPr>
         <w:t>烘托：從周圍或旁邊渲染，使主體或重點更加顯明。</w:t>
-      </w:r>
-    </w:p>
-    <w:p>
-      <w:pPr>
-        <w:pStyle w:val="a9"/>
-        <w:spacing w:line="480" w:lineRule="exact"/>
-        <w:ind w:leftChars="0" w:right="0" w:firstLine="0"/>
-        <w:rPr>
-          <w:sz w:val="32"/>
-          <w:szCs w:val="32"/>
-        </w:rPr>
-      </w:pPr>
-      <w:r>
-        <w:rPr>
-          <w:rFonts w:hint="eastAsia"/>
-          <w:sz w:val="32"/>
-          <w:szCs w:val="32"/>
-        </w:rPr>
-        <w:t>【例】這</w:t>
-      </w:r>
-      <w:proofErr w:type="gramStart"/>
-      <w:r>
-        <w:rPr>
-          <w:rFonts w:hint="eastAsia"/>
-          <w:sz w:val="32"/>
-          <w:szCs w:val="32"/>
-        </w:rPr>
-        <w:t>齣</w:t>
-      </w:r>
-      <w:proofErr w:type="gramEnd"/>
-      <w:r>
-        <w:rPr>
-          <w:rFonts w:hint="eastAsia"/>
-          <w:sz w:val="32"/>
-          <w:szCs w:val="32"/>
-        </w:rPr>
-        <w:t>戲因為配角的烘托，使主角形象更為鮮明。</w:t>
       </w:r>
     </w:p>
     <w:p>
@@ -1803,89 +1696,33 @@
           <w:ilvl w:val="0"/>
           <w:numId w:val="14"/>
         </w:numPr>
-        <w:spacing w:line="480" w:lineRule="exact"/>
-        <w:ind w:leftChars="0" w:right="0"/>
-        <w:rPr>
-          <w:sz w:val="32"/>
-          <w:szCs w:val="32"/>
-        </w:rPr>
-      </w:pPr>
-      <w:r>
-        <w:rPr>
-          <w:rFonts w:hint="eastAsia"/>
-          <w:sz w:val="32"/>
-          <w:szCs w:val="32"/>
+        <w:spacing w:line="420" w:lineRule="exact"/>
+        <w:ind w:leftChars="0" w:left="284" w:right="0" w:hanging="284"/>
+        <w:jc w:val="both"/>
+        <w:rPr>
+          <w:szCs w:val="28"/>
+        </w:rPr>
+      </w:pPr>
+      <w:r>
+        <w:rPr>
+          <w:rFonts w:hint="eastAsia"/>
+          <w:szCs w:val="28"/>
         </w:rPr>
         <w:t>天生麗質</w:t>
       </w:r>
       <w:r>
         <w:rPr>
           <w:rFonts w:hint="eastAsia"/>
-          <w:sz w:val="32"/>
-          <w:szCs w:val="32"/>
+          <w:szCs w:val="28"/>
         </w:rPr>
         <w:t>：</w:t>
       </w:r>
       <w:r>
         <w:rPr>
           <w:rFonts w:hint="eastAsia"/>
-          <w:sz w:val="32"/>
-          <w:szCs w:val="32"/>
-        </w:rPr>
-        <w:t>生來容貌就</w:t>
-      </w:r>
-      <w:proofErr w:type="gramStart"/>
-      <w:r>
-        <w:rPr>
-          <w:rFonts w:hint="eastAsia"/>
-          <w:sz w:val="32"/>
-          <w:szCs w:val="32"/>
-        </w:rPr>
-        <w:t>姣</w:t>
-      </w:r>
-      <w:proofErr w:type="gramEnd"/>
-      <w:r>
-        <w:rPr>
-          <w:rFonts w:hint="eastAsia"/>
-          <w:sz w:val="32"/>
-          <w:szCs w:val="32"/>
-        </w:rPr>
-        <w:t>(</w:t>
-      </w:r>
-      <w:proofErr w:type="gramStart"/>
-      <w:r>
-        <w:rPr>
-          <w:rFonts w:hint="eastAsia"/>
-          <w:color w:val="FF0000"/>
-          <w:sz w:val="16"/>
-          <w:szCs w:val="16"/>
-        </w:rPr>
-        <w:t>ㄐㄧㄠˇ</w:t>
-      </w:r>
-      <w:proofErr w:type="gramEnd"/>
-      <w:r>
-        <w:rPr>
-          <w:rFonts w:hint="eastAsia"/>
-          <w:sz w:val="32"/>
-          <w:szCs w:val="32"/>
-        </w:rPr>
-        <w:t>)</w:t>
-      </w:r>
-      <w:r>
-        <w:rPr>
-          <w:rFonts w:hint="eastAsia"/>
-          <w:sz w:val="32"/>
-          <w:szCs w:val="32"/>
-        </w:rPr>
-        <w:t>好美麗。</w:t>
-      </w:r>
-      <w:r>
-        <w:rPr>
-          <w:rFonts w:hint="eastAsia"/>
-          <w:sz w:val="32"/>
-          <w:szCs w:val="32"/>
-        </w:rPr>
-        <w:t>姣好：容貌美麗。</w:t>
+          <w:szCs w:val="28"/>
+        </w:rPr>
+        <w:t>生來就具備美麗的容貌與美好的資質。常用來形容女子不需要過多裝飾，本質就非常出眾。在文學中，也可以延伸形容大自然不假雕琢的天然美景。</w:t>
       </w:r>
     </w:p>
     <w:p>
@@ -1895,36 +1732,33 @@
           <w:ilvl w:val="0"/>
           <w:numId w:val="14"/>
         </w:numPr>
-        <w:spacing w:line="480" w:lineRule="exact"/>
-        <w:ind w:leftChars="0" w:right="0"/>
-        <w:rPr>
-          <w:sz w:val="32"/>
-          <w:szCs w:val="32"/>
-        </w:rPr>
-      </w:pPr>
-      <w:r>
-        <w:rPr>
-          <w:rFonts w:hint="eastAsia"/>
-          <w:sz w:val="32"/>
-          <w:szCs w:val="32"/>
-        </w:rPr>
-        <w:t>浩然</w:t>
-      </w:r>
-      <w:r>
-        <w:rPr>
-          <w:rFonts w:hint="eastAsia"/>
-          <w:sz w:val="32"/>
-          <w:szCs w:val="32"/>
+        <w:spacing w:line="420" w:lineRule="exact"/>
+        <w:ind w:leftChars="0" w:left="284" w:right="0" w:hanging="284"/>
+        <w:jc w:val="both"/>
+        <w:rPr>
+          <w:szCs w:val="28"/>
+        </w:rPr>
+      </w:pPr>
+      <w:r>
+        <w:rPr>
+          <w:rFonts w:hint="eastAsia"/>
+          <w:szCs w:val="28"/>
+        </w:rPr>
+        <w:t>靈動</w:t>
+      </w:r>
+      <w:r>
+        <w:rPr>
+          <w:rFonts w:hint="eastAsia"/>
+          <w:szCs w:val="28"/>
         </w:rPr>
         <w:t>：</w:t>
       </w:r>
       <w:r>
         <w:rPr>
           <w:rFonts w:hint="eastAsia"/>
-          <w:sz w:val="32"/>
-          <w:szCs w:val="32"/>
-        </w:rPr>
-        <w:t>廣闊盛大的樣子。</w:t>
+          <w:szCs w:val="28"/>
+        </w:rPr>
+        <w:t>活潑、敏捷、富有生氣與變化的樣子。用來形容人或藝術品（如詩文、畫作）充滿靈氣、不呆板，能順應變化而展現出流暢且吸引人的生命力。</w:t>
       </w:r>
     </w:p>
     <w:p>
@@ -1934,36 +1768,85 @@
           <w:ilvl w:val="0"/>
           <w:numId w:val="14"/>
         </w:numPr>
-        <w:spacing w:line="480" w:lineRule="exact"/>
-        <w:ind w:leftChars="0" w:right="0"/>
-        <w:rPr>
-          <w:sz w:val="32"/>
-          <w:szCs w:val="32"/>
-        </w:rPr>
-      </w:pPr>
-      <w:r>
-        <w:rPr>
-          <w:rFonts w:hint="eastAsia"/>
-          <w:sz w:val="32"/>
-          <w:szCs w:val="32"/>
-        </w:rPr>
-        <w:t>風姿綽約</w:t>
-      </w:r>
-      <w:r>
-        <w:rPr>
-          <w:rFonts w:hint="eastAsia"/>
-          <w:sz w:val="32"/>
-          <w:szCs w:val="32"/>
+        <w:spacing w:line="420" w:lineRule="exact"/>
+        <w:ind w:leftChars="0" w:left="284" w:right="0" w:hanging="284"/>
+        <w:jc w:val="both"/>
+        <w:rPr>
+          <w:szCs w:val="28"/>
+        </w:rPr>
+      </w:pPr>
+      <w:r>
+        <w:rPr>
+          <w:rFonts w:hint="eastAsia"/>
+          <w:szCs w:val="28"/>
+        </w:rPr>
+        <w:t>淋漓</w:t>
+      </w:r>
+      <w:r>
+        <w:rPr>
+          <w:rFonts w:hint="eastAsia"/>
+          <w:szCs w:val="28"/>
+        </w:rPr>
+        <w:t>（</w:t>
+      </w:r>
+      <w:proofErr w:type="gramStart"/>
+      <w:r>
+        <w:rPr>
+          <w:rFonts w:hint="eastAsia"/>
+          <w:color w:val="FF0000"/>
+          <w:sz w:val="16"/>
+          <w:szCs w:val="16"/>
+        </w:rPr>
+        <w:t>ㄌㄧㄣˊ</w:t>
+      </w:r>
+      <w:proofErr w:type="gramEnd"/>
+      <w:r>
+        <w:rPr>
+          <w:rFonts w:hint="eastAsia"/>
+          <w:color w:val="FF0000"/>
+          <w:sz w:val="16"/>
+          <w:szCs w:val="16"/>
+        </w:rPr>
+        <w:t xml:space="preserve">　</w:t>
+      </w:r>
+      <w:proofErr w:type="gramStart"/>
+      <w:r>
+        <w:rPr>
+          <w:rFonts w:hint="eastAsia"/>
+          <w:color w:val="FF0000"/>
+          <w:sz w:val="16"/>
+          <w:szCs w:val="16"/>
+        </w:rPr>
+        <w:t>ㄌㄧˊ</w:t>
+      </w:r>
+      <w:proofErr w:type="gramEnd"/>
+      <w:r>
+        <w:rPr>
+          <w:rFonts w:hint="eastAsia"/>
+          <w:szCs w:val="28"/>
+        </w:rPr>
+        <w:t>）</w:t>
+      </w:r>
+      <w:r>
+        <w:rPr>
+          <w:rFonts w:hint="eastAsia"/>
+          <w:szCs w:val="28"/>
+        </w:rPr>
+        <w:t>盡致</w:t>
+      </w:r>
+      <w:r>
+        <w:rPr>
+          <w:rFonts w:hint="eastAsia"/>
+          <w:szCs w:val="28"/>
         </w:rPr>
         <w:t>：</w:t>
       </w:r>
       <w:r>
         <w:rPr>
           <w:rFonts w:hint="eastAsia"/>
-          <w:sz w:val="32"/>
-          <w:szCs w:val="32"/>
-        </w:rPr>
-        <w:t>形容人的風采姿容非常優美。如：「神話中的仙子，個個風姿綽約。」</w:t>
+          <w:szCs w:val="28"/>
+        </w:rPr>
+        <w:t>指文章、言語或表演表達得非常詳盡、徹底，把所有的情感與特色都完美發揮出來。形容一種「毫無保留、痛快到了極點」的完美呈現狀態。</w:t>
       </w:r>
     </w:p>
     <w:p>
@@ -1973,92 +1856,33 @@
           <w:ilvl w:val="0"/>
           <w:numId w:val="14"/>
         </w:numPr>
-        <w:spacing w:line="480" w:lineRule="exact"/>
-        <w:ind w:leftChars="0" w:right="0"/>
-        <w:rPr>
-          <w:sz w:val="32"/>
-          <w:szCs w:val="32"/>
-        </w:rPr>
-      </w:pPr>
-      <w:r>
-        <w:rPr>
-          <w:rFonts w:hint="eastAsia"/>
-          <w:sz w:val="32"/>
-          <w:szCs w:val="32"/>
-        </w:rPr>
-        <w:t>白描</w:t>
-      </w:r>
-      <w:r>
-        <w:rPr>
-          <w:rFonts w:hint="eastAsia"/>
-          <w:sz w:val="32"/>
-          <w:szCs w:val="32"/>
+        <w:spacing w:line="420" w:lineRule="exact"/>
+        <w:ind w:leftChars="0" w:left="284" w:right="0" w:hanging="284"/>
+        <w:jc w:val="both"/>
+        <w:rPr>
+          <w:szCs w:val="28"/>
+        </w:rPr>
+      </w:pPr>
+      <w:r>
+        <w:rPr>
+          <w:rFonts w:hint="eastAsia"/>
+          <w:szCs w:val="28"/>
+        </w:rPr>
+        <w:t>波光粼粼</w:t>
+      </w:r>
+      <w:r>
+        <w:rPr>
+          <w:rFonts w:hint="eastAsia"/>
+          <w:szCs w:val="28"/>
         </w:rPr>
         <w:t>：</w:t>
       </w:r>
-    </w:p>
-    <w:p>
-      <w:pPr>
-        <w:pStyle w:val="a9"/>
-        <w:numPr>
-          <w:ilvl w:val="0"/>
-          <w:numId w:val="31"/>
-        </w:numPr>
-        <w:spacing w:line="480" w:lineRule="exact"/>
-        <w:ind w:leftChars="0" w:right="0"/>
-        <w:rPr>
-          <w:sz w:val="32"/>
-          <w:szCs w:val="32"/>
-        </w:rPr>
-      </w:pPr>
-      <w:r>
-        <w:rPr>
-          <w:rFonts w:hint="eastAsia"/>
-          <w:sz w:val="32"/>
-          <w:szCs w:val="32"/>
-        </w:rPr>
-        <w:t>一種畫法。僅用</w:t>
-      </w:r>
-      <w:proofErr w:type="gramStart"/>
-      <w:r>
-        <w:rPr>
-          <w:rFonts w:hint="eastAsia"/>
-          <w:sz w:val="32"/>
-          <w:szCs w:val="32"/>
-        </w:rPr>
-        <w:t>線條勾描物象</w:t>
-      </w:r>
-      <w:proofErr w:type="gramEnd"/>
-      <w:r>
-        <w:rPr>
-          <w:rFonts w:hint="eastAsia"/>
-          <w:sz w:val="32"/>
-          <w:szCs w:val="32"/>
-        </w:rPr>
-        <w:t>，而不著以顏色，多用於人物和花卉的繪畫上。</w:t>
-      </w:r>
-    </w:p>
-    <w:p>
-      <w:pPr>
-        <w:pStyle w:val="a9"/>
-        <w:numPr>
-          <w:ilvl w:val="0"/>
-          <w:numId w:val="31"/>
-        </w:numPr>
-        <w:spacing w:line="480" w:lineRule="exact"/>
-        <w:ind w:leftChars="0" w:right="0"/>
-        <w:rPr>
-          <w:sz w:val="32"/>
-          <w:szCs w:val="32"/>
-        </w:rPr>
-      </w:pPr>
-      <w:r>
-        <w:rPr>
-          <w:rFonts w:hint="eastAsia"/>
-          <w:sz w:val="32"/>
-          <w:szCs w:val="32"/>
-        </w:rPr>
-        <w:t>一種文學創作表現手法。不加雕飾，不用典故，使用簡練的筆墨進行描述。</w:t>
+      <w:r>
+        <w:rPr>
+          <w:rFonts w:hint="eastAsia"/>
+          <w:szCs w:val="28"/>
+        </w:rPr>
+        <w:t>粼粼，水清澈見底、日光照耀的樣子。形容水面受到日光或月光照射時，閃爍著細碎光芒的明亮景象。這是一個純粹描寫視覺景致的詞，能帶給人明麗、動態且生機蓬勃的畫面感。</w:t>
       </w:r>
     </w:p>
     <w:p>
@@ -2068,55 +1892,59 @@
           <w:ilvl w:val="0"/>
           <w:numId w:val="14"/>
         </w:numPr>
-        <w:spacing w:line="480" w:lineRule="exact"/>
-        <w:ind w:leftChars="0" w:right="0"/>
-        <w:rPr>
-          <w:sz w:val="32"/>
-          <w:szCs w:val="32"/>
-        </w:rPr>
-      </w:pPr>
-      <w:r>
-        <w:rPr>
-          <w:rFonts w:hint="eastAsia"/>
-          <w:sz w:val="32"/>
-          <w:szCs w:val="32"/>
-        </w:rPr>
-        <w:t>精當</w:t>
-      </w:r>
-      <w:r>
-        <w:rPr>
-          <w:rFonts w:hint="eastAsia"/>
-          <w:sz w:val="32"/>
-          <w:szCs w:val="32"/>
-        </w:rPr>
-        <w:t>(</w:t>
-      </w:r>
-      <w:proofErr w:type="gramStart"/>
-      <w:r>
-        <w:rPr>
-          <w:rFonts w:hint="eastAsia"/>
-          <w:color w:val="FF0000"/>
-          <w:sz w:val="16"/>
-          <w:szCs w:val="16"/>
-        </w:rPr>
-        <w:t>ㄉㄤˋ</w:t>
-      </w:r>
-      <w:proofErr w:type="gramEnd"/>
-      <w:r>
-        <w:rPr>
-          <w:rFonts w:hint="eastAsia"/>
-          <w:sz w:val="32"/>
-          <w:szCs w:val="32"/>
-        </w:rPr>
-        <w:t>)：</w:t>
-      </w:r>
-      <w:r>
-        <w:rPr>
-          <w:rFonts w:hint="eastAsia"/>
-          <w:sz w:val="32"/>
-          <w:szCs w:val="32"/>
-        </w:rPr>
-        <w:t>精確適當。</w:t>
+        <w:spacing w:line="420" w:lineRule="exact"/>
+        <w:ind w:leftChars="0" w:left="284" w:right="0" w:hanging="284"/>
+        <w:jc w:val="both"/>
+        <w:rPr>
+          <w:szCs w:val="28"/>
+        </w:rPr>
+      </w:pPr>
+      <w:r>
+        <w:rPr>
+          <w:rFonts w:hint="eastAsia"/>
+          <w:szCs w:val="28"/>
+        </w:rPr>
+        <w:t>隨緣自適</w:t>
+      </w:r>
+      <w:r>
+        <w:rPr>
+          <w:rFonts w:hint="eastAsia"/>
+          <w:szCs w:val="28"/>
+        </w:rPr>
+        <w:t>：</w:t>
+      </w:r>
+      <w:r>
+        <w:rPr>
+          <w:rFonts w:hint="eastAsia"/>
+          <w:szCs w:val="28"/>
+        </w:rPr>
+        <w:t>順應著環境與命運的安排（隨緣），在任何處境中都能感到安然滿足</w:t>
+      </w:r>
+      <w:r>
+        <w:rPr>
+          <w:szCs w:val="28"/>
+        </w:rPr>
+        <w:br/>
+      </w:r>
+      <w:r>
+        <w:rPr>
+          <w:rFonts w:hint="eastAsia"/>
+          <w:szCs w:val="28"/>
+        </w:rPr>
+        <w:t>、自由自在（自適）。這是一種高尚的生活智慧。不論環境是好是壞、是晴是雨</w:t>
+      </w:r>
+      <w:r>
+        <w:rPr>
+          <w:szCs w:val="28"/>
+        </w:rPr>
+        <w:br/>
+      </w:r>
+      <w:r>
+        <w:rPr>
+          <w:rFonts w:hint="eastAsia"/>
+          <w:szCs w:val="28"/>
+        </w:rPr>
+        <w:t>，內心都不受外界干擾，始終保持平常心。</w:t>
       </w:r>
     </w:p>
     <w:p>
@@ -2126,61 +1954,260 @@
           <w:ilvl w:val="0"/>
           <w:numId w:val="14"/>
         </w:numPr>
-        <w:spacing w:line="480" w:lineRule="exact"/>
-        <w:ind w:leftChars="0" w:right="0"/>
-        <w:rPr>
-          <w:sz w:val="32"/>
-          <w:szCs w:val="32"/>
-        </w:rPr>
-      </w:pPr>
-      <w:r>
-        <w:rPr>
-          <w:rFonts w:hint="eastAsia"/>
-          <w:sz w:val="32"/>
-          <w:szCs w:val="32"/>
-        </w:rPr>
-        <w:t>勾勒</w:t>
-      </w:r>
-      <w:r>
-        <w:rPr>
-          <w:rFonts w:hint="eastAsia"/>
-          <w:sz w:val="32"/>
-          <w:szCs w:val="32"/>
+        <w:spacing w:line="420" w:lineRule="exact"/>
+        <w:ind w:leftChars="0" w:left="284" w:right="0" w:hanging="284"/>
+        <w:jc w:val="both"/>
+        <w:rPr>
+          <w:szCs w:val="28"/>
+        </w:rPr>
+      </w:pPr>
+      <w:r>
+        <w:rPr>
+          <w:rFonts w:hint="eastAsia"/>
+          <w:szCs w:val="28"/>
+        </w:rPr>
+        <w:t>超然物外</w:t>
+      </w:r>
+      <w:r>
+        <w:rPr>
+          <w:rFonts w:hint="eastAsia"/>
+          <w:szCs w:val="28"/>
         </w:rPr>
         <w:t>：</w:t>
       </w:r>
       <w:r>
         <w:rPr>
           <w:rFonts w:hint="eastAsia"/>
-          <w:sz w:val="32"/>
-          <w:szCs w:val="32"/>
-        </w:rPr>
-        <w:t>描畫輪廓，或簡單的描寫。</w:t>
+          <w:szCs w:val="28"/>
+        </w:rPr>
+        <w:t>超然，超出、不陷進去；</w:t>
+      </w:r>
+      <w:proofErr w:type="gramStart"/>
+      <w:r>
+        <w:rPr>
+          <w:rFonts w:hint="eastAsia"/>
+          <w:szCs w:val="28"/>
+        </w:rPr>
+        <w:t>物外，現實俗</w:t>
+      </w:r>
+      <w:proofErr w:type="gramEnd"/>
+      <w:r>
+        <w:rPr>
+          <w:rFonts w:hint="eastAsia"/>
+          <w:szCs w:val="28"/>
+        </w:rPr>
+        <w:t>事之外。指思想或態度超越了現實名利、得失與物質世界的束縛。</w:t>
       </w:r>
     </w:p>
     <w:p>
       <w:pPr>
         <w:pStyle w:val="a9"/>
-        <w:spacing w:line="480" w:lineRule="exact"/>
-        <w:ind w:leftChars="0" w:right="0" w:firstLine="0"/>
-        <w:rPr>
-          <w:sz w:val="32"/>
-          <w:szCs w:val="32"/>
-        </w:rPr>
-      </w:pPr>
-      <w:r>
-        <w:rPr>
-          <w:rFonts w:hint="eastAsia"/>
-          <w:sz w:val="32"/>
-          <w:szCs w:val="32"/>
-        </w:rPr>
-        <w:t>【例】他擅長素描，隨手幾筆就能勾勒出人像的輪廓來。</w:t>
+        <w:numPr>
+          <w:ilvl w:val="0"/>
+          <w:numId w:val="14"/>
+        </w:numPr>
+        <w:spacing w:line="420" w:lineRule="exact"/>
+        <w:ind w:leftChars="0" w:left="284" w:right="0" w:hanging="284"/>
+        <w:jc w:val="both"/>
+        <w:rPr>
+          <w:szCs w:val="28"/>
+        </w:rPr>
+      </w:pPr>
+      <w:r>
+        <w:rPr>
+          <w:rFonts w:hint="eastAsia"/>
+          <w:szCs w:val="28"/>
+        </w:rPr>
+        <w:t>胸襟</w:t>
+      </w:r>
+      <w:r>
+        <w:rPr>
+          <w:rFonts w:hint="eastAsia"/>
+          <w:szCs w:val="28"/>
+        </w:rPr>
+        <w:t>：</w:t>
+      </w:r>
+      <w:r>
+        <w:rPr>
+          <w:rFonts w:hint="eastAsia"/>
+          <w:szCs w:val="28"/>
+        </w:rPr>
+        <w:t>抱負、氣度、心胸與眼界。指</w:t>
+      </w:r>
+      <w:proofErr w:type="gramStart"/>
+      <w:r>
+        <w:rPr>
+          <w:rFonts w:hint="eastAsia"/>
+          <w:szCs w:val="28"/>
+        </w:rPr>
+        <w:t>一</w:t>
+      </w:r>
+      <w:proofErr w:type="gramEnd"/>
+      <w:r>
+        <w:rPr>
+          <w:rFonts w:hint="eastAsia"/>
+          <w:szCs w:val="28"/>
+        </w:rPr>
+        <w:t>個人內心容納人、事、物的氣量。胸襟廣闊的人，面對挫折時不易計較，更能包容不同的聲音</w:t>
+      </w:r>
+      <w:proofErr w:type="gramStart"/>
+      <w:r>
+        <w:rPr>
+          <w:rFonts w:hint="eastAsia"/>
+          <w:szCs w:val="28"/>
+        </w:rPr>
+        <w:t>與命遇</w:t>
+      </w:r>
+      <w:proofErr w:type="gramEnd"/>
+      <w:r>
+        <w:rPr>
+          <w:rFonts w:hint="eastAsia"/>
+          <w:szCs w:val="28"/>
+        </w:rPr>
+        <w:t>。</w:t>
+      </w:r>
+    </w:p>
+    <w:p>
+      <w:pPr>
+        <w:pStyle w:val="a9"/>
+        <w:numPr>
+          <w:ilvl w:val="0"/>
+          <w:numId w:val="14"/>
+        </w:numPr>
+        <w:spacing w:line="420" w:lineRule="exact"/>
+        <w:ind w:leftChars="0" w:left="284" w:right="0" w:hanging="284"/>
+        <w:jc w:val="both"/>
+        <w:rPr>
+          <w:szCs w:val="28"/>
+        </w:rPr>
+      </w:pPr>
+      <w:r>
+        <w:rPr>
+          <w:rFonts w:hint="eastAsia"/>
+          <w:szCs w:val="28"/>
+        </w:rPr>
+        <w:t>不流於</w:t>
+      </w:r>
+      <w:r>
+        <w:rPr>
+          <w:rFonts w:hint="eastAsia"/>
+          <w:szCs w:val="28"/>
+        </w:rPr>
+        <w:t>流</w:t>
+      </w:r>
+      <w:r>
+        <w:rPr>
+          <w:rFonts w:hint="eastAsia"/>
+          <w:szCs w:val="28"/>
+        </w:rPr>
+        <w:t>俗</w:t>
+      </w:r>
+      <w:r>
+        <w:rPr>
+          <w:rFonts w:hint="eastAsia"/>
+          <w:szCs w:val="28"/>
+        </w:rPr>
+        <w:t>：</w:t>
+      </w:r>
+      <w:r>
+        <w:rPr>
+          <w:rFonts w:hint="eastAsia"/>
+          <w:szCs w:val="28"/>
+        </w:rPr>
+        <w:t>不盲目跟從世俗的風氣、</w:t>
+      </w:r>
+      <w:proofErr w:type="gramStart"/>
+      <w:r>
+        <w:rPr>
+          <w:rFonts w:hint="eastAsia"/>
+          <w:szCs w:val="28"/>
+        </w:rPr>
+        <w:t>不</w:t>
+      </w:r>
+      <w:proofErr w:type="gramEnd"/>
+      <w:r>
+        <w:rPr>
+          <w:rFonts w:hint="eastAsia"/>
+          <w:szCs w:val="28"/>
+        </w:rPr>
+        <w:t>落入平庸、陳舊的套路中。代表一種獨立的品格或藝術追求。形容人的操守高潔、不隨波逐流，或者作品風格獨特、具有超越常人的創意與格調。</w:t>
+      </w:r>
+    </w:p>
+    <w:p>
+      <w:pPr>
+        <w:pStyle w:val="a9"/>
+        <w:numPr>
+          <w:ilvl w:val="0"/>
+          <w:numId w:val="14"/>
+        </w:numPr>
+        <w:spacing w:line="420" w:lineRule="exact"/>
+        <w:ind w:leftChars="0" w:left="284" w:right="0" w:hanging="284"/>
+        <w:jc w:val="both"/>
+        <w:rPr>
+          <w:rFonts w:hint="eastAsia"/>
+          <w:szCs w:val="28"/>
+        </w:rPr>
+      </w:pPr>
+      <w:proofErr w:type="gramStart"/>
+      <w:r>
+        <w:rPr>
+          <w:rFonts w:hint="eastAsia"/>
+          <w:szCs w:val="28"/>
+        </w:rPr>
+        <w:t>曠</w:t>
+      </w:r>
+      <w:proofErr w:type="gramEnd"/>
+      <w:r>
+        <w:rPr>
+          <w:rFonts w:hint="eastAsia"/>
+          <w:szCs w:val="28"/>
+        </w:rPr>
+        <w:t>達</w:t>
+      </w:r>
+      <w:r>
+        <w:rPr>
+          <w:rFonts w:hint="eastAsia"/>
+          <w:szCs w:val="28"/>
+        </w:rPr>
+        <w:t>：</w:t>
+      </w:r>
+      <w:proofErr w:type="gramStart"/>
+      <w:r>
+        <w:rPr>
+          <w:rFonts w:hint="eastAsia"/>
+          <w:szCs w:val="28"/>
+        </w:rPr>
+        <w:t>曠</w:t>
+      </w:r>
+      <w:proofErr w:type="gramEnd"/>
+      <w:r>
+        <w:rPr>
+          <w:rFonts w:hint="eastAsia"/>
+          <w:szCs w:val="28"/>
+        </w:rPr>
+        <w:t>，開闊；達，通達。形容心胸開朗、看待事物通透豁達。這正是蘇軾</w:t>
+      </w:r>
+      <w:proofErr w:type="gramStart"/>
+      <w:r>
+        <w:rPr>
+          <w:rFonts w:hint="eastAsia"/>
+          <w:szCs w:val="28"/>
+        </w:rPr>
+        <w:t>最</w:t>
+      </w:r>
+      <w:proofErr w:type="gramEnd"/>
+      <w:r>
+        <w:rPr>
+          <w:rFonts w:hint="eastAsia"/>
+          <w:szCs w:val="28"/>
+        </w:rPr>
+        <w:t>核心的人生底色。面對人生巨大的打擊或起伏時，能夠幽默以對、迅速釋懷，展現出強大的心理韌性。</w:t>
       </w:r>
     </w:p>
     <w:sectPr>
-      <w:footerReference w:type="default" r:id="rId11"/>
+      <w:footerReference w:type="default" r:id="rId10"/>
       <w:pgSz w:w="11906" w:h="16838"/>
-      <w:pgMar w:top="567" w:right="851" w:bottom="567" w:left="851" w:header="567" w:footer="283" w:gutter="0"/>
+      <w:pgMar w:top="567" w:right="851" w:bottom="567" w:left="851" w:header="567" w:footer="0" w:gutter="0"/>
       <w:cols w:space="720"/>
       <w:docGrid w:linePitch="381"/>
     </w:sectPr>
@@ -2189,7 +2216,7 @@
 </file>
 
 <file path=word/endnotes.xml><?xml version="1.0" encoding="utf-8"?>
-<w:endnotes xmlns:wpc="http://schemas.microsoft.com/office/word/2010/wordprocessingCanvas" xmlns:cx="http://schemas.microsoft.com/office/drawing/2014/chartex" xmlns:cx1="http://schemas.microsoft.com/office/drawing/2015/9/8/chartex" xmlns:cx2="http://schemas.microsoft.com/office/drawing/2015/10/21/chartex" xmlns:cx3="http://schemas.microsoft.com/office/drawing/2016/5/9/chartex" xmlns:cx4="http://schemas.microsoft.com/office/drawing/2016/5/10/chartex" xmlns:cx5="http://schemas.microsoft.com/office/drawing/2016/5/11/chartex" xmlns:cx6="http://schemas.microsoft.com/office/drawing/2016/5/12/chartex" xmlns:cx7="http://schemas.microsoft.com/office/drawing/2016/5/13/chartex" xmlns:cx8="http://schemas.microsoft.com/office/drawing/2016/5/14/chartex" xmlns:mc="http://schemas.openxmlformats.org/markup-compatibility/2006" xmlns:aink="http://schemas.microsoft.com/office/drawing/2016/ink" xmlns:am3d="http://schemas.microsoft.com/office/drawing/2017/model3d" xmlns:o="urn:schemas-microsoft-com:office:office" xmlns:oel="http://schemas.microsoft.com/office/2019/extlst" xmlns:r="http://schemas.openxmlformats.org/officeDocument/2006/relationships" xmlns:m="http://schemas.openxmlformats.org/officeDocument/2006/math" xmlns:v="urn:schemas-microsoft-com:vml" xmlns:wp14="http://schemas.microsoft.com/office/word/2010/wordprocessingDrawing" xmlns:wp="http://schemas.openxmlformats.org/drawingml/2006/wordprocessingDrawing" xmlns:w10="urn:schemas-microsoft-com:office:word" xmlns:w="http://schemas.openxmlformats.org/wordprocessingml/2006/main" xmlns:w14="http://schemas.microsoft.com/office/word/2010/wordml" xmlns:w15="http://schemas.microsoft.com/office/word/2012/wordml" xmlns:w16cex="http://schemas.microsoft.com/office/word/2018/wordml/cex" xmlns:w16cid="http://schemas.microsoft.com/office/word/2016/wordml/cid" xmlns:w16="http://schemas.microsoft.com/office/word/2018/wordml" xmlns:w16du="http://schemas.microsoft.com/office/word/2023/wordml/word16du" xmlns:w16sdtdh="http://schemas.microsoft.com/office/word/2020/wordml/sdtdatahash" xmlns:w16se="http://schemas.microsoft.com/office/word/2015/wordml/symex" xmlns:wpg="http://schemas.microsoft.com/office/word/2010/wordprocessingGroup" xmlns:wpi="http://schemas.microsoft.com/office/word/2010/wordprocessingInk" xmlns:wne="http://schemas.microsoft.com/office/word/2006/wordml" xmlns:wps="http://schemas.microsoft.com/office/word/2010/wordprocessingShape" mc:Ignorable="w14 w15 w16se w16cid w16 w16cex w16sdtdh wp14">
+<w:endnotes xmlns:wpc="http://schemas.microsoft.com/office/word/2010/wordprocessingCanvas" xmlns:cx="http://schemas.microsoft.com/office/drawing/2014/chartex" xmlns:cx1="http://schemas.microsoft.com/office/drawing/2015/9/8/chartex" xmlns:cx2="http://schemas.microsoft.com/office/drawing/2015/10/21/chartex" xmlns:cx3="http://schemas.microsoft.com/office/drawing/2016/5/9/chartex" xmlns:cx4="http://schemas.microsoft.com/office/drawing/2016/5/10/chartex" xmlns:cx5="http://schemas.microsoft.com/office/drawing/2016/5/11/chartex" xmlns:cx6="http://schemas.microsoft.com/office/drawing/2016/5/12/chartex" xmlns:cx7="http://schemas.microsoft.com/office/drawing/2016/5/13/chartex" xmlns:cx8="http://schemas.microsoft.com/office/drawing/2016/5/14/chartex" xmlns:mc="http://schemas.openxmlformats.org/markup-compatibility/2006" xmlns:aink="http://schemas.microsoft.com/office/drawing/2016/ink" xmlns:am3d="http://schemas.microsoft.com/office/drawing/2017/model3d" xmlns:o="urn:schemas-microsoft-com:office:office" xmlns:r="http://schemas.openxmlformats.org/officeDocument/2006/relationships" xmlns:m="http://schemas.openxmlformats.org/officeDocument/2006/math" xmlns:v="urn:schemas-microsoft-com:vml" xmlns:wp14="http://schemas.microsoft.com/office/word/2010/wordprocessingDrawing" xmlns:wp="http://schemas.openxmlformats.org/drawingml/2006/wordprocessingDrawing" xmlns:w10="urn:schemas-microsoft-com:office:word" xmlns:w="http://schemas.openxmlformats.org/wordprocessingml/2006/main" xmlns:w14="http://schemas.microsoft.com/office/word/2010/wordml" xmlns:w15="http://schemas.microsoft.com/office/word/2012/wordml" xmlns:w16cex="http://schemas.microsoft.com/office/word/2018/wordml/cex" xmlns:w16cid="http://schemas.microsoft.com/office/word/2016/wordml/cid" xmlns:w16="http://schemas.microsoft.com/office/word/2018/wordml" xmlns:w16sdtdh="http://schemas.microsoft.com/office/word/2020/wordml/sdtdatahash" xmlns:w16se="http://schemas.microsoft.com/office/word/2015/wordml/symex" xmlns:wpg="http://schemas.microsoft.com/office/word/2010/wordprocessingGroup" xmlns:wpi="http://schemas.microsoft.com/office/word/2010/wordprocessingInk" xmlns:wne="http://schemas.microsoft.com/office/word/2006/wordml" xmlns:wps="http://schemas.microsoft.com/office/word/2010/wordprocessingShape" mc:Ignorable="w14 w15 w16se w16cid w16 w16cex w16sdtdh wp14">
   <w:endnote w:type="separator" w:id="-1">
     <w:p>
       <w:pPr>
@@ -2214,7 +2241,7 @@
 </file>
 
 <file path=word/footer1.xml><?xml version="1.0" encoding="utf-8"?>
-<w:ftr xmlns:wpc="http://schemas.microsoft.com/office/word/2010/wordprocessingCanvas" xmlns:cx="http://schemas.microsoft.com/office/drawing/2014/chartex" xmlns:cx1="http://schemas.microsoft.com/office/drawing/2015/9/8/chartex" xmlns:cx2="http://schemas.microsoft.com/office/drawing/2015/10/21/chartex" xmlns:cx3="http://schemas.microsoft.com/office/drawing/2016/5/9/chartex" xmlns:cx4="http://schemas.microsoft.com/office/drawing/2016/5/10/chartex" xmlns:cx5="http://schemas.microsoft.com/office/drawing/2016/5/11/chartex" xmlns:cx6="http://schemas.microsoft.com/office/drawing/2016/5/12/chartex" xmlns:cx7="http://schemas.microsoft.com/office/drawing/2016/5/13/chartex" xmlns:cx8="http://schemas.microsoft.com/office/drawing/2016/5/14/chartex" xmlns:mc="http://schemas.openxmlformats.org/markup-compatibility/2006" xmlns:aink="http://schemas.microsoft.com/office/drawing/2016/ink" xmlns:am3d="http://schemas.microsoft.com/office/drawing/2017/model3d" xmlns:o="urn:schemas-microsoft-com:office:office" xmlns:oel="http://schemas.microsoft.com/office/2019/extlst" xmlns:r="http://schemas.openxmlformats.org/officeDocument/2006/relationships" xmlns:m="http://schemas.openxmlformats.org/officeDocument/2006/math" xmlns:v="urn:schemas-microsoft-com:vml" xmlns:wp14="http://schemas.microsoft.com/office/word/2010/wordprocessingDrawing" xmlns:wp="http://schemas.openxmlformats.org/drawingml/2006/wordprocessingDrawing" xmlns:w10="urn:schemas-microsoft-com:office:word" xmlns:w="http://schemas.openxmlformats.org/wordprocessingml/2006/main" xmlns:w14="http://schemas.microsoft.com/office/word/2010/wordml" xmlns:w15="http://schemas.microsoft.com/office/word/2012/wordml" xmlns:w16cex="http://schemas.microsoft.com/office/word/2018/wordml/cex" xmlns:w16cid="http://schemas.microsoft.com/office/word/2016/wordml/cid" xmlns:w16="http://schemas.microsoft.com/office/word/2018/wordml" xmlns:w16du="http://schemas.microsoft.com/office/word/2023/wordml/word16du" xmlns:w16sdtdh="http://schemas.microsoft.com/office/word/2020/wordml/sdtdatahash" xmlns:w16se="http://schemas.microsoft.com/office/word/2015/wordml/symex" xmlns:wpg="http://schemas.microsoft.com/office/word/2010/wordprocessingGroup" xmlns:wpi="http://schemas.microsoft.com/office/word/2010/wordprocessingInk" xmlns:wne="http://schemas.microsoft.com/office/word/2006/wordml" xmlns:wps="http://schemas.microsoft.com/office/word/2010/wordprocessingShape" mc:Ignorable="w14 w15 w16se w16cid w16 w16cex w16sdtdh wp14">
+<w:ftr xmlns:wpc="http://schemas.microsoft.com/office/word/2010/wordprocessingCanvas" xmlns:cx="http://schemas.microsoft.com/office/drawing/2014/chartex" xmlns:cx1="http://schemas.microsoft.com/office/drawing/2015/9/8/chartex" xmlns:cx2="http://schemas.microsoft.com/office/drawing/2015/10/21/chartex" xmlns:cx3="http://schemas.microsoft.com/office/drawing/2016/5/9/chartex" xmlns:cx4="http://schemas.microsoft.com/office/drawing/2016/5/10/chartex" xmlns:cx5="http://schemas.microsoft.com/office/drawing/2016/5/11/chartex" xmlns:cx6="http://schemas.microsoft.com/office/drawing/2016/5/12/chartex" xmlns:cx7="http://schemas.microsoft.com/office/drawing/2016/5/13/chartex" xmlns:cx8="http://schemas.microsoft.com/office/drawing/2016/5/14/chartex" xmlns:mc="http://schemas.openxmlformats.org/markup-compatibility/2006" xmlns:aink="http://schemas.microsoft.com/office/drawing/2016/ink" xmlns:am3d="http://schemas.microsoft.com/office/drawing/2017/model3d" xmlns:o="urn:schemas-microsoft-com:office:office" xmlns:r="http://schemas.openxmlformats.org/officeDocument/2006/relationships" xmlns:m="http://schemas.openxmlformats.org/officeDocument/2006/math" xmlns:v="urn:schemas-microsoft-com:vml" xmlns:wp14="http://schemas.microsoft.com/office/word/2010/wordprocessingDrawing" xmlns:wp="http://schemas.openxmlformats.org/drawingml/2006/wordprocessingDrawing" xmlns:w10="urn:schemas-microsoft-com:office:word" xmlns:w="http://schemas.openxmlformats.org/wordprocessingml/2006/main" xmlns:w14="http://schemas.microsoft.com/office/word/2010/wordml" xmlns:w15="http://schemas.microsoft.com/office/word/2012/wordml" xmlns:w16cex="http://schemas.microsoft.com/office/word/2018/wordml/cex" xmlns:w16cid="http://schemas.microsoft.com/office/word/2016/wordml/cid" xmlns:w16="http://schemas.microsoft.com/office/word/2018/wordml" xmlns:w16sdtdh="http://schemas.microsoft.com/office/word/2020/wordml/sdtdatahash" xmlns:w16se="http://schemas.microsoft.com/office/word/2015/wordml/symex" xmlns:wpg="http://schemas.microsoft.com/office/word/2010/wordprocessingGroup" xmlns:wpi="http://schemas.microsoft.com/office/word/2010/wordprocessingInk" xmlns:wne="http://schemas.microsoft.com/office/word/2006/wordml" xmlns:wps="http://schemas.microsoft.com/office/word/2010/wordprocessingShape" mc:Ignorable="w14 w15 w16se w16cid w16 w16cex w16sdtdh wp14">
   <w:sdt>
     <w:sdtPr>
       <w:id w:val="1495451635"/>
@@ -2223,10 +2250,12 @@
         <w:docPartUnique/>
       </w:docPartObj>
     </w:sdtPr>
+    <w:sdtEndPr/>
     <w:sdtContent>
       <w:p>
         <w:pPr>
           <w:pStyle w:val="a5"/>
+          <w:ind w:right="-2"/>
           <w:jc w:val="right"/>
         </w:pPr>
         <w:r>
@@ -2298,7 +2327,7 @@
 </file>
 
 <file path=word/footnotes.xml><?xml version="1.0" encoding="utf-8"?>
-<w:footnotes xmlns:wpc="http://schemas.microsoft.com/office/word/2010/wordprocessingCanvas" xmlns:cx="http://schemas.microsoft.com/office/drawing/2014/chartex" xmlns:cx1="http://schemas.microsoft.com/office/drawing/2015/9/8/chartex" xmlns:cx2="http://schemas.microsoft.com/office/drawing/2015/10/21/chartex" xmlns:cx3="http://schemas.microsoft.com/office/drawing/2016/5/9/chartex" xmlns:cx4="http://schemas.microsoft.com/office/drawing/2016/5/10/chartex" xmlns:cx5="http://schemas.microsoft.com/office/drawing/2016/5/11/chartex" xmlns:cx6="http://schemas.microsoft.com/office/drawing/2016/5/12/chartex" xmlns:cx7="http://schemas.microsoft.com/office/drawing/2016/5/13/chartex" xmlns:cx8="http://schemas.microsoft.com/office/drawing/2016/5/14/chartex" xmlns:mc="http://schemas.openxmlformats.org/markup-compatibility/2006" xmlns:aink="http://schemas.microsoft.com/office/drawing/2016/ink" xmlns:am3d="http://schemas.microsoft.com/office/drawing/2017/model3d" xmlns:o="urn:schemas-microsoft-com:office:office" xmlns:oel="http://schemas.microsoft.com/office/2019/extlst" xmlns:r="http://schemas.openxmlformats.org/officeDocument/2006/relationships" xmlns:m="http://schemas.openxmlformats.org/officeDocument/2006/math" xmlns:v="urn:schemas-microsoft-com:vml" xmlns:wp14="http://schemas.microsoft.com/office/word/2010/wordprocessingDrawing" xmlns:wp="http://schemas.openxmlformats.org/drawingml/2006/wordprocessingDrawing" xmlns:w10="urn:schemas-microsoft-com:office:word" xmlns:w="http://schemas.openxmlformats.org/wordprocessingml/2006/main" xmlns:w14="http://schemas.microsoft.com/office/word/2010/wordml" xmlns:w15="http://schemas.microsoft.com/office/word/2012/wordml" xmlns:w16cex="http://schemas.microsoft.com/office/word/2018/wordml/cex" xmlns:w16cid="http://schemas.microsoft.com/office/word/2016/wordml/cid" xmlns:w16="http://schemas.microsoft.com/office/word/2018/wordml" xmlns:w16du="http://schemas.microsoft.com/office/word/2023/wordml/word16du" xmlns:w16sdtdh="http://schemas.microsoft.com/office/word/2020/wordml/sdtdatahash" xmlns:w16se="http://schemas.microsoft.com/office/word/2015/wordml/symex" xmlns:wpg="http://schemas.microsoft.com/office/word/2010/wordprocessingGroup" xmlns:wpi="http://schemas.microsoft.com/office/word/2010/wordprocessingInk" xmlns:wne="http://schemas.microsoft.com/office/word/2006/wordml" xmlns:wps="http://schemas.microsoft.com/office/word/2010/wordprocessingShape" mc:Ignorable="w14 w15 w16se w16cid w16 w16cex w16sdtdh wp14">
+<w:footnotes xmlns:wpc="http://schemas.microsoft.com/office/word/2010/wordprocessingCanvas" xmlns:cx="http://schemas.microsoft.com/office/drawing/2014/chartex" xmlns:cx1="http://schemas.microsoft.com/office/drawing/2015/9/8/chartex" xmlns:cx2="http://schemas.microsoft.com/office/drawing/2015/10/21/chartex" xmlns:cx3="http://schemas.microsoft.com/office/drawing/2016/5/9/chartex" xmlns:cx4="http://schemas.microsoft.com/office/drawing/2016/5/10/chartex" xmlns:cx5="http://schemas.microsoft.com/office/drawing/2016/5/11/chartex" xmlns:cx6="http://schemas.microsoft.com/office/drawing/2016/5/12/chartex" xmlns:cx7="http://schemas.microsoft.com/office/drawing/2016/5/13/chartex" xmlns:cx8="http://schemas.microsoft.com/office/drawing/2016/5/14/chartex" xmlns:mc="http://schemas.openxmlformats.org/markup-compatibility/2006" xmlns:aink="http://schemas.microsoft.com/office/drawing/2016/ink" xmlns:am3d="http://schemas.microsoft.com/office/drawing/2017/model3d" xmlns:o="urn:schemas-microsoft-com:office:office" xmlns:r="http://schemas.openxmlformats.org/officeDocument/2006/relationships" xmlns:m="http://schemas.openxmlformats.org/officeDocument/2006/math" xmlns:v="urn:schemas-microsoft-com:vml" xmlns:wp14="http://schemas.microsoft.com/office/word/2010/wordprocessingDrawing" xmlns:wp="http://schemas.openxmlformats.org/drawingml/2006/wordprocessingDrawing" xmlns:w10="urn:schemas-microsoft-com:office:word" xmlns:w="http://schemas.openxmlformats.org/wordprocessingml/2006/main" xmlns:w14="http://schemas.microsoft.com/office/word/2010/wordml" xmlns:w15="http://schemas.microsoft.com/office/word/2012/wordml" xmlns:w16cex="http://schemas.microsoft.com/office/word/2018/wordml/cex" xmlns:w16cid="http://schemas.microsoft.com/office/word/2016/wordml/cid" xmlns:w16="http://schemas.microsoft.com/office/word/2018/wordml" xmlns:w16sdtdh="http://schemas.microsoft.com/office/word/2020/wordml/sdtdatahash" xmlns:w16se="http://schemas.microsoft.com/office/word/2015/wordml/symex" xmlns:wpg="http://schemas.microsoft.com/office/word/2010/wordprocessingGroup" xmlns:wpi="http://schemas.microsoft.com/office/word/2010/wordprocessingInk" xmlns:wne="http://schemas.microsoft.com/office/word/2006/wordml" xmlns:wps="http://schemas.microsoft.com/office/word/2010/wordprocessingShape" mc:Ignorable="w14 w15 w16se w16cid w16 w16cex w16sdtdh wp14">
   <w:footnote w:type="separator" w:id="-1">
     <w:p>
       <w:pPr>
@@ -2323,7 +2352,7 @@
 </file>
 
 <file path=word/numbering.xml><?xml version="1.0" encoding="utf-8"?>
-<w:numbering xmlns:wpc="http://schemas.microsoft.com/office/word/2010/wordprocessingCanvas" xmlns:cx="http://schemas.microsoft.com/office/drawing/2014/chartex" xmlns:cx1="http://schemas.microsoft.com/office/drawing/2015/9/8/chartex" xmlns:cx2="http://schemas.microsoft.com/office/drawing/2015/10/21/chartex" xmlns:cx3="http://schemas.microsoft.com/office/drawing/2016/5/9/chartex" xmlns:cx4="http://schemas.microsoft.com/office/drawing/2016/5/10/chartex" xmlns:cx5="http://schemas.microsoft.com/office/drawing/2016/5/11/chartex" xmlns:cx6="http://schemas.microsoft.com/office/drawing/2016/5/12/chartex" xmlns:cx7="http://schemas.microsoft.com/office/drawing/2016/5/13/chartex" xmlns:cx8="http://schemas.microsoft.com/office/drawing/2016/5/14/chartex" xmlns:mc="http://schemas.openxmlformats.org/markup-compatibility/2006" xmlns:aink="http://schemas.microsoft.com/office/drawing/2016/ink" xmlns:am3d="http://schemas.microsoft.com/office/drawing/2017/model3d" xmlns:o="urn:schemas-microsoft-com:office:office" xmlns:oel="http://schemas.microsoft.com/office/2019/extlst" xmlns:r="http://schemas.openxmlformats.org/officeDocument/2006/relationships" xmlns:m="http://schemas.openxmlformats.org/officeDocument/2006/math" xmlns:v="urn:schemas-microsoft-com:vml" xmlns:wp14="http://schemas.microsoft.com/office/word/2010/wordprocessingDrawing" xmlns:wp="http://schemas.openxmlformats.org/drawingml/2006/wordprocessingDrawing" xmlns:w10="urn:schemas-microsoft-com:office:word" xmlns:w="http://schemas.openxmlformats.org/wordprocessingml/2006/main" xmlns:w14="http://schemas.microsoft.com/office/word/2010/wordml" xmlns:w15="http://schemas.microsoft.com/office/word/2012/wordml" xmlns:w16cex="http://schemas.microsoft.com/office/word/2018/wordml/cex" xmlns:w16cid="http://schemas.microsoft.com/office/word/2016/wordml/cid" xmlns:w16="http://schemas.microsoft.com/office/word/2018/wordml" xmlns:w16du="http://schemas.microsoft.com/office/word/2023/wordml/word16du" xmlns:w16sdtdh="http://schemas.microsoft.com/office/word/2020/wordml/sdtdatahash" xmlns:w16se="http://schemas.microsoft.com/office/word/2015/wordml/symex" xmlns:wpg="http://schemas.microsoft.com/office/word/2010/wordprocessingGroup" xmlns:wpi="http://schemas.microsoft.com/office/word/2010/wordprocessingInk" xmlns:wne="http://schemas.microsoft.com/office/word/2006/wordml" xmlns:wps="http://schemas.microsoft.com/office/word/2010/wordprocessingShape" mc:Ignorable="w14 w15 w16se w16cid w16 w16cex w16sdtdh wp14">
+<w:numbering xmlns:wpc="http://schemas.microsoft.com/office/word/2010/wordprocessingCanvas" xmlns:cx="http://schemas.microsoft.com/office/drawing/2014/chartex" xmlns:cx1="http://schemas.microsoft.com/office/drawing/2015/9/8/chartex" xmlns:cx2="http://schemas.microsoft.com/office/drawing/2015/10/21/chartex" xmlns:cx3="http://schemas.microsoft.com/office/drawing/2016/5/9/chartex" xmlns:cx4="http://schemas.microsoft.com/office/drawing/2016/5/10/chartex" xmlns:cx5="http://schemas.microsoft.com/office/drawing/2016/5/11/chartex" xmlns:cx6="http://schemas.microsoft.com/office/drawing/2016/5/12/chartex" xmlns:cx7="http://schemas.microsoft.com/office/drawing/2016/5/13/chartex" xmlns:cx8="http://schemas.microsoft.com/office/drawing/2016/5/14/chartex" xmlns:mc="http://schemas.openxmlformats.org/markup-compatibility/2006" xmlns:aink="http://schemas.microsoft.com/office/drawing/2016/ink" xmlns:am3d="http://schemas.microsoft.com/office/drawing/2017/model3d" xmlns:o="urn:schemas-microsoft-com:office:office" xmlns:r="http://schemas.openxmlformats.org/officeDocument/2006/relationships" xmlns:m="http://schemas.openxmlformats.org/officeDocument/2006/math" xmlns:v="urn:schemas-microsoft-com:vml" xmlns:wp14="http://schemas.microsoft.com/office/word/2010/wordprocessingDrawing" xmlns:wp="http://schemas.openxmlformats.org/drawingml/2006/wordprocessingDrawing" xmlns:w10="urn:schemas-microsoft-com:office:word" xmlns:w="http://schemas.openxmlformats.org/wordprocessingml/2006/main" xmlns:w14="http://schemas.microsoft.com/office/word/2010/wordml" xmlns:w15="http://schemas.microsoft.com/office/word/2012/wordml" xmlns:w16cex="http://schemas.microsoft.com/office/word/2018/wordml/cex" xmlns:w16cid="http://schemas.microsoft.com/office/word/2016/wordml/cid" xmlns:w16="http://schemas.microsoft.com/office/word/2018/wordml" xmlns:w16sdtdh="http://schemas.microsoft.com/office/word/2020/wordml/sdtdatahash" xmlns:w16se="http://schemas.microsoft.com/office/word/2015/wordml/symex" xmlns:wpg="http://schemas.microsoft.com/office/word/2010/wordprocessingGroup" xmlns:wpi="http://schemas.microsoft.com/office/word/2010/wordprocessingInk" xmlns:wne="http://schemas.microsoft.com/office/word/2006/wordml" xmlns:wps="http://schemas.microsoft.com/office/word/2010/wordprocessingShape" mc:Ignorable="w14 w15 w16se w16cid w16 w16cex w16sdtdh wp14">
   <w:abstractNum w:abstractNumId="0" w15:restartNumberingAfterBreak="0">
     <w:nsid w:val="02A11C50"/>
     <w:multiLevelType w:val="hybridMultilevel"/>
@@ -5335,97 +5364,97 @@
       </w:pPr>
     </w:lvl>
   </w:abstractNum>
-  <w:num w:numId="1" w16cid:durableId="789474542">
+  <w:num w:numId="1">
     <w:abstractNumId w:val="26"/>
   </w:num>
-  <w:num w:numId="2" w16cid:durableId="771897933">
+  <w:num w:numId="2">
     <w:abstractNumId w:val="7"/>
   </w:num>
-  <w:num w:numId="3" w16cid:durableId="321933700">
+  <w:num w:numId="3">
     <w:abstractNumId w:val="0"/>
   </w:num>
-  <w:num w:numId="4" w16cid:durableId="1514952338">
+  <w:num w:numId="4">
     <w:abstractNumId w:val="13"/>
   </w:num>
-  <w:num w:numId="5" w16cid:durableId="421144882">
+  <w:num w:numId="5">
     <w:abstractNumId w:val="18"/>
   </w:num>
-  <w:num w:numId="6" w16cid:durableId="834806469">
+  <w:num w:numId="6">
     <w:abstractNumId w:val="28"/>
   </w:num>
-  <w:num w:numId="7" w16cid:durableId="692146268">
+  <w:num w:numId="7">
     <w:abstractNumId w:val="4"/>
   </w:num>
-  <w:num w:numId="8" w16cid:durableId="1935086127">
+  <w:num w:numId="8">
     <w:abstractNumId w:val="30"/>
   </w:num>
-  <w:num w:numId="9" w16cid:durableId="628172532">
+  <w:num w:numId="9">
     <w:abstractNumId w:val="20"/>
   </w:num>
-  <w:num w:numId="10" w16cid:durableId="1197038682">
+  <w:num w:numId="10">
     <w:abstractNumId w:val="25"/>
   </w:num>
-  <w:num w:numId="11" w16cid:durableId="1033919674">
+  <w:num w:numId="11">
     <w:abstractNumId w:val="5"/>
   </w:num>
-  <w:num w:numId="12" w16cid:durableId="1939629633">
+  <w:num w:numId="12">
     <w:abstractNumId w:val="2"/>
   </w:num>
-  <w:num w:numId="13" w16cid:durableId="297882032">
+  <w:num w:numId="13">
     <w:abstractNumId w:val="9"/>
   </w:num>
-  <w:num w:numId="14" w16cid:durableId="133565111">
+  <w:num w:numId="14">
     <w:abstractNumId w:val="22"/>
   </w:num>
-  <w:num w:numId="15" w16cid:durableId="887690779">
+  <w:num w:numId="15">
     <w:abstractNumId w:val="16"/>
   </w:num>
-  <w:num w:numId="16" w16cid:durableId="1197885564">
+  <w:num w:numId="16">
     <w:abstractNumId w:val="24"/>
   </w:num>
-  <w:num w:numId="17" w16cid:durableId="397482279">
+  <w:num w:numId="17">
     <w:abstractNumId w:val="27"/>
   </w:num>
-  <w:num w:numId="18" w16cid:durableId="381950445">
+  <w:num w:numId="18">
     <w:abstractNumId w:val="10"/>
   </w:num>
-  <w:num w:numId="19" w16cid:durableId="635333096">
+  <w:num w:numId="19">
     <w:abstractNumId w:val="21"/>
   </w:num>
-  <w:num w:numId="20" w16cid:durableId="98570305">
+  <w:num w:numId="20">
     <w:abstractNumId w:val="19"/>
   </w:num>
-  <w:num w:numId="21" w16cid:durableId="1382898143">
+  <w:num w:numId="21">
     <w:abstractNumId w:val="14"/>
   </w:num>
-  <w:num w:numId="22" w16cid:durableId="889918569">
+  <w:num w:numId="22">
     <w:abstractNumId w:val="29"/>
   </w:num>
-  <w:num w:numId="23" w16cid:durableId="202987834">
+  <w:num w:numId="23">
     <w:abstractNumId w:val="17"/>
   </w:num>
-  <w:num w:numId="24" w16cid:durableId="1342901537">
+  <w:num w:numId="24">
     <w:abstractNumId w:val="6"/>
   </w:num>
-  <w:num w:numId="25" w16cid:durableId="1935239151">
+  <w:num w:numId="25">
     <w:abstractNumId w:val="3"/>
   </w:num>
-  <w:num w:numId="26" w16cid:durableId="2041198796">
+  <w:num w:numId="26">
     <w:abstractNumId w:val="11"/>
   </w:num>
-  <w:num w:numId="27" w16cid:durableId="523248291">
+  <w:num w:numId="27">
     <w:abstractNumId w:val="1"/>
   </w:num>
-  <w:num w:numId="28" w16cid:durableId="1106002345">
+  <w:num w:numId="28">
     <w:abstractNumId w:val="12"/>
   </w:num>
-  <w:num w:numId="29" w16cid:durableId="94718310">
+  <w:num w:numId="29">
     <w:abstractNumId w:val="8"/>
   </w:num>
-  <w:num w:numId="30" w16cid:durableId="119157320">
+  <w:num w:numId="30">
     <w:abstractNumId w:val="23"/>
   </w:num>
-  <w:num w:numId="31" w16cid:durableId="409930803">
+  <w:num w:numId="31">
     <w:abstractNumId w:val="15"/>
   </w:num>
 </w:numbering>
